--- a/开题报告.docx
+++ b/开题报告.docx
@@ -750,15 +750,6 @@
           <w:docPartUnique/>
         </w:docPartObj>
       </w:sdtPr>
-      <w:sdtEndPr>
-        <w:rPr>
-          <w:rFonts w:ascii="宋体" w:hAnsi="宋体" w:eastAsia="宋体" w:cs="Times New Roman"/>
-          <w:kern w:val="2"/>
-          <w:sz w:val="52"/>
-          <w:szCs w:val="60"/>
-          <w:lang w:val="en-US" w:eastAsia="zh-CN" w:bidi="ar-SA"/>
-        </w:rPr>
-      </w:sdtEndPr>
       <w:sdtContent>
         <w:p>
           <w:pPr>
@@ -799,18 +790,24 @@
             <w:fldChar w:fldCharType="begin"/>
           </w:r>
           <w:r>
-            <w:instrText xml:space="preserve"> HYPERLINK \l _Toc12731 </w:instrText>
+            <w:instrText xml:space="preserve"> HYPERLINK \l _Toc11871 </w:instrText>
           </w:r>
           <w:r>
             <w:fldChar w:fldCharType="separate"/>
           </w:r>
           <w:r>
             <w:rPr>
-              <w:rFonts w:hint="eastAsia" w:ascii="黑体" w:hAnsi="黑体" w:eastAsia="黑体" w:cs="黑体"/>
-              <w:szCs w:val="32"/>
+              <w:rFonts w:hint="default"/>
               <w:lang w:val="en-US" w:eastAsia="zh-CN"/>
             </w:rPr>
-            <w:t>一、 设计题目</w:t>
+            <w:t>一、</w:t>
+          </w:r>
+          <w:r>
+            <w:rPr>
+              <w:rFonts w:hint="eastAsia"/>
+              <w:lang w:val="en-US" w:eastAsia="zh-CN"/>
+            </w:rPr>
+            <w:t>设计题目</w:t>
           </w:r>
           <w:r>
             <w:tab/>
@@ -819,13 +816,13 @@
             <w:fldChar w:fldCharType="begin"/>
           </w:r>
           <w:r>
-            <w:instrText xml:space="preserve"> PAGEREF _Toc12731 \h </w:instrText>
+            <w:instrText xml:space="preserve"> PAGEREF _Toc11871 \h </w:instrText>
           </w:r>
           <w:r>
             <w:fldChar w:fldCharType="separate"/>
           </w:r>
           <w:r>
-            <w:t>3</w:t>
+            <w:t>2</w:t>
           </w:r>
           <w:r>
             <w:fldChar w:fldCharType="end"/>
@@ -845,26 +842,17 @@
             <w:fldChar w:fldCharType="begin"/>
           </w:r>
           <w:r>
-            <w:instrText xml:space="preserve"> HYPERLINK \l _Toc17322 </w:instrText>
+            <w:instrText xml:space="preserve"> HYPERLINK \l _Toc9398 </w:instrText>
           </w:r>
           <w:r>
             <w:fldChar w:fldCharType="separate"/>
           </w:r>
           <w:r>
             <w:rPr>
-              <w:rFonts w:hint="eastAsia" w:ascii="黑体" w:hAnsi="黑体" w:eastAsia="黑体" w:cs="黑体"/>
-              <w:szCs w:val="32"/>
+              <w:rFonts w:hint="default"/>
               <w:lang w:val="en-US" w:eastAsia="zh-CN"/>
             </w:rPr>
-            <w:t xml:space="preserve">二、 </w:t>
-          </w:r>
-          <w:r>
-            <w:rPr>
-              <w:rFonts w:hint="default" w:ascii="黑体" w:hAnsi="黑体" w:eastAsia="黑体" w:cs="黑体"/>
-              <w:szCs w:val="32"/>
-              <w:lang w:val="en-US" w:eastAsia="zh-CN"/>
-            </w:rPr>
-            <w:t>背景与意义</w:t>
+            <w:t>二、背景与意义</w:t>
           </w:r>
           <w:r>
             <w:tab/>
@@ -873,13 +861,13 @@
             <w:fldChar w:fldCharType="begin"/>
           </w:r>
           <w:r>
-            <w:instrText xml:space="preserve"> PAGEREF _Toc17322 \h </w:instrText>
+            <w:instrText xml:space="preserve"> PAGEREF _Toc9398 \h </w:instrText>
           </w:r>
           <w:r>
             <w:fldChar w:fldCharType="separate"/>
           </w:r>
           <w:r>
-            <w:t>3</w:t>
+            <w:t>2</w:t>
           </w:r>
           <w:r>
             <w:fldChar w:fldCharType="end"/>
@@ -899,26 +887,17 @@
             <w:fldChar w:fldCharType="begin"/>
           </w:r>
           <w:r>
-            <w:instrText xml:space="preserve"> HYPERLINK \l _Toc21932 </w:instrText>
+            <w:instrText xml:space="preserve"> HYPERLINK \l _Toc10216 </w:instrText>
           </w:r>
           <w:r>
             <w:fldChar w:fldCharType="separate"/>
           </w:r>
           <w:r>
             <w:rPr>
-              <w:rFonts w:hint="eastAsia" w:ascii="黑体" w:hAnsi="黑体" w:eastAsia="黑体" w:cs="黑体"/>
-              <w:szCs w:val="32"/>
+              <w:rFonts w:hint="default"/>
               <w:lang w:val="en-US" w:eastAsia="zh-CN"/>
             </w:rPr>
-            <w:t xml:space="preserve">三、 </w:t>
-          </w:r>
-          <w:r>
-            <w:rPr>
-              <w:rFonts w:hint="default" w:ascii="黑体" w:hAnsi="黑体" w:eastAsia="黑体" w:cs="黑体"/>
-              <w:szCs w:val="32"/>
-              <w:lang w:val="en-US" w:eastAsia="zh-CN"/>
-            </w:rPr>
-            <w:t>研究现状</w:t>
+            <w:t>三、研究现状</w:t>
           </w:r>
           <w:r>
             <w:tab/>
@@ -927,13 +906,13 @@
             <w:fldChar w:fldCharType="begin"/>
           </w:r>
           <w:r>
-            <w:instrText xml:space="preserve"> PAGEREF _Toc21932 \h </w:instrText>
+            <w:instrText xml:space="preserve"> PAGEREF _Toc10216 \h </w:instrText>
           </w:r>
           <w:r>
             <w:fldChar w:fldCharType="separate"/>
           </w:r>
           <w:r>
-            <w:t>4</w:t>
+            <w:t>3</w:t>
           </w:r>
           <w:r>
             <w:fldChar w:fldCharType="end"/>
@@ -953,39 +932,28 @@
             <w:fldChar w:fldCharType="begin"/>
           </w:r>
           <w:r>
-            <w:instrText xml:space="preserve"> HYPERLINK \l _Toc16806 </w:instrText>
+            <w:instrText xml:space="preserve"> HYPERLINK \l _Toc15326 </w:instrText>
           </w:r>
           <w:r>
             <w:fldChar w:fldCharType="separate"/>
           </w:r>
           <w:r>
             <w:rPr>
-              <w:rFonts w:hint="eastAsia" w:ascii="黑体" w:hAnsi="黑体" w:eastAsia="黑体" w:cs="黑体"/>
-              <w:szCs w:val="32"/>
+              <w:rFonts w:hint="default"/>
               <w:lang w:val="en-US" w:eastAsia="zh-CN"/>
             </w:rPr>
-            <w:t xml:space="preserve">四、 </w:t>
+            <w:t>四、研究</w:t>
           </w:r>
           <w:r>
             <w:rPr>
-              <w:rFonts w:hint="default" w:ascii="黑体" w:hAnsi="黑体" w:eastAsia="黑体" w:cs="黑体"/>
-              <w:szCs w:val="32"/>
-              <w:lang w:val="en-US" w:eastAsia="zh-CN"/>
-            </w:rPr>
-            <w:t>研究</w:t>
-          </w:r>
-          <w:r>
-            <w:rPr>
-              <w:rFonts w:hint="eastAsia" w:ascii="黑体" w:hAnsi="黑体" w:eastAsia="黑体" w:cs="黑体"/>
-              <w:szCs w:val="32"/>
+              <w:rFonts w:hint="eastAsia"/>
               <w:lang w:val="en-US" w:eastAsia="zh-CN"/>
             </w:rPr>
             <w:t>目的及</w:t>
           </w:r>
           <w:r>
             <w:rPr>
-              <w:rFonts w:hint="default" w:ascii="黑体" w:hAnsi="黑体" w:eastAsia="黑体" w:cs="黑体"/>
-              <w:szCs w:val="32"/>
+              <w:rFonts w:hint="default"/>
               <w:lang w:val="en-US" w:eastAsia="zh-CN"/>
             </w:rPr>
             <w:t>内容</w:t>
@@ -997,13 +965,13 @@
             <w:fldChar w:fldCharType="begin"/>
           </w:r>
           <w:r>
-            <w:instrText xml:space="preserve"> PAGEREF _Toc16806 \h </w:instrText>
+            <w:instrText xml:space="preserve"> PAGEREF _Toc15326 \h </w:instrText>
           </w:r>
           <w:r>
             <w:fldChar w:fldCharType="separate"/>
           </w:r>
           <w:r>
-            <w:t>4</w:t>
+            <w:t>3</w:t>
           </w:r>
           <w:r>
             <w:fldChar w:fldCharType="end"/>
@@ -1023,26 +991,17 @@
             <w:fldChar w:fldCharType="begin"/>
           </w:r>
           <w:r>
-            <w:instrText xml:space="preserve"> HYPERLINK \l _Toc27492 </w:instrText>
+            <w:instrText xml:space="preserve"> HYPERLINK \l _Toc30405 </w:instrText>
           </w:r>
           <w:r>
             <w:fldChar w:fldCharType="separate"/>
           </w:r>
           <w:r>
             <w:rPr>
-              <w:rFonts w:hint="eastAsia" w:ascii="黑体" w:hAnsi="黑体" w:eastAsia="黑体" w:cs="黑体"/>
-              <w:szCs w:val="32"/>
+              <w:rFonts w:hint="default"/>
               <w:lang w:val="en-US" w:eastAsia="zh-CN"/>
             </w:rPr>
-            <w:t xml:space="preserve">五、 </w:t>
-          </w:r>
-          <w:r>
-            <w:rPr>
-              <w:rFonts w:hint="default" w:ascii="黑体" w:hAnsi="黑体" w:eastAsia="黑体" w:cs="黑体"/>
-              <w:szCs w:val="32"/>
-              <w:lang w:val="en-US" w:eastAsia="zh-CN"/>
-            </w:rPr>
-            <w:t>技术指标</w:t>
+            <w:t>五、技术指标</w:t>
           </w:r>
           <w:r>
             <w:tab/>
@@ -1051,13 +1010,13 @@
             <w:fldChar w:fldCharType="begin"/>
           </w:r>
           <w:r>
-            <w:instrText xml:space="preserve"> PAGEREF _Toc27492 \h </w:instrText>
+            <w:instrText xml:space="preserve"> PAGEREF _Toc30405 \h </w:instrText>
           </w:r>
           <w:r>
             <w:fldChar w:fldCharType="separate"/>
           </w:r>
           <w:r>
-            <w:t>5</w:t>
+            <w:t>4</w:t>
           </w:r>
           <w:r>
             <w:fldChar w:fldCharType="end"/>
@@ -1077,26 +1036,17 @@
             <w:fldChar w:fldCharType="begin"/>
           </w:r>
           <w:r>
-            <w:instrText xml:space="preserve"> HYPERLINK \l _Toc27157 </w:instrText>
+            <w:instrText xml:space="preserve"> HYPERLINK \l _Toc13158 </w:instrText>
           </w:r>
           <w:r>
             <w:fldChar w:fldCharType="separate"/>
           </w:r>
           <w:r>
             <w:rPr>
-              <w:rFonts w:hint="eastAsia" w:ascii="黑体" w:hAnsi="黑体" w:eastAsia="黑体" w:cs="黑体"/>
-              <w:szCs w:val="32"/>
+              <w:rFonts w:hint="default"/>
               <w:lang w:val="en-US" w:eastAsia="zh-CN"/>
             </w:rPr>
-            <w:t xml:space="preserve">六、 </w:t>
-          </w:r>
-          <w:r>
-            <w:rPr>
-              <w:rFonts w:hint="default" w:ascii="黑体" w:hAnsi="黑体" w:eastAsia="黑体" w:cs="黑体"/>
-              <w:szCs w:val="32"/>
-              <w:lang w:val="en-US" w:eastAsia="zh-CN"/>
-            </w:rPr>
-            <w:t>进度安排</w:t>
+            <w:t>六、进度安排</w:t>
           </w:r>
           <w:r>
             <w:tab/>
@@ -1105,13 +1055,13 @@
             <w:fldChar w:fldCharType="begin"/>
           </w:r>
           <w:r>
-            <w:instrText xml:space="preserve"> PAGEREF _Toc27157 \h </w:instrText>
+            <w:instrText xml:space="preserve"> PAGEREF _Toc13158 \h </w:instrText>
           </w:r>
           <w:r>
             <w:fldChar w:fldCharType="separate"/>
           </w:r>
           <w:r>
-            <w:t>5</w:t>
+            <w:t>4</w:t>
           </w:r>
           <w:r>
             <w:fldChar w:fldCharType="end"/>
@@ -1131,15 +1081,14 @@
             <w:fldChar w:fldCharType="begin"/>
           </w:r>
           <w:r>
-            <w:instrText xml:space="preserve"> HYPERLINK \l _Toc27508 </w:instrText>
+            <w:instrText xml:space="preserve"> HYPERLINK \l _Toc114 </w:instrText>
           </w:r>
           <w:r>
             <w:fldChar w:fldCharType="separate"/>
           </w:r>
           <w:r>
             <w:rPr>
-              <w:rFonts w:hint="eastAsia" w:ascii="黑体" w:hAnsi="黑体" w:eastAsia="黑体" w:cs="黑体"/>
-              <w:szCs w:val="32"/>
+              <w:rFonts w:hint="eastAsia"/>
               <w:lang w:val="en-US" w:eastAsia="zh-CN"/>
             </w:rPr>
             <w:t>七、 技术路线及难点</w:t>
@@ -1151,13 +1100,13 @@
             <w:fldChar w:fldCharType="begin"/>
           </w:r>
           <w:r>
-            <w:instrText xml:space="preserve"> PAGEREF _Toc27508 \h </w:instrText>
+            <w:instrText xml:space="preserve"> PAGEREF _Toc114 \h </w:instrText>
           </w:r>
           <w:r>
             <w:fldChar w:fldCharType="separate"/>
           </w:r>
           <w:r>
-            <w:t>6</w:t>
+            <w:t>5</w:t>
           </w:r>
           <w:r>
             <w:fldChar w:fldCharType="end"/>
@@ -1177,26 +1126,17 @@
             <w:fldChar w:fldCharType="begin"/>
           </w:r>
           <w:r>
-            <w:instrText xml:space="preserve"> HYPERLINK \l _Toc23414 </w:instrText>
+            <w:instrText xml:space="preserve"> HYPERLINK \l _Toc28598 </w:instrText>
           </w:r>
           <w:r>
             <w:fldChar w:fldCharType="separate"/>
           </w:r>
           <w:r>
             <w:rPr>
-              <w:rFonts w:hint="eastAsia" w:ascii="黑体" w:hAnsi="黑体" w:eastAsia="黑体" w:cs="黑体"/>
-              <w:szCs w:val="32"/>
+              <w:rFonts w:hint="eastAsia"/>
               <w:lang w:val="en-US" w:eastAsia="zh-CN"/>
             </w:rPr>
-            <w:t xml:space="preserve">八、 </w:t>
-          </w:r>
-          <w:r>
-            <w:rPr>
-              <w:rFonts w:hint="eastAsia" w:ascii="黑体" w:hAnsi="黑体" w:eastAsia="黑体" w:cs="黑体"/>
-              <w:szCs w:val="32"/>
-              <w:lang w:val="en-US" w:eastAsia="zh-CN"/>
-            </w:rPr>
-            <w:t>预期成果和可行性分析</w:t>
+            <w:t>八、 预期成果和可行性分析</w:t>
           </w:r>
           <w:r>
             <w:tab/>
@@ -1205,13 +1145,13 @@
             <w:fldChar w:fldCharType="begin"/>
           </w:r>
           <w:r>
-            <w:instrText xml:space="preserve"> PAGEREF _Toc23414 \h </w:instrText>
+            <w:instrText xml:space="preserve"> PAGEREF _Toc28598 \h </w:instrText>
           </w:r>
           <w:r>
             <w:fldChar w:fldCharType="separate"/>
           </w:r>
           <w:r>
-            <w:t>8</w:t>
+            <w:t>7</w:t>
           </w:r>
           <w:r>
             <w:fldChar w:fldCharType="end"/>
@@ -1244,33 +1184,1301 @@
     <w:p>
       <w:pPr>
         <w:pStyle w:val="2"/>
+        <w:bidi w:val="0"/>
+        <w:rPr>
+          <w:rFonts w:hint="default"/>
+          <w:lang w:val="en-US" w:eastAsia="zh-CN"/>
+        </w:rPr>
+      </w:pPr>
+      <w:bookmarkStart w:id="0" w:name="_Toc11871"/>
+      <w:r>
+        <w:rPr>
+          <w:rFonts w:hint="default"/>
+          <w:lang w:val="en-US" w:eastAsia="zh-CN"/>
+        </w:rPr>
+        <w:t>一、</w:t>
+      </w:r>
+      <w:r>
+        <w:rPr>
+          <w:rFonts w:hint="eastAsia"/>
+          <w:lang w:val="en-US" w:eastAsia="zh-CN"/>
+        </w:rPr>
+        <w:t>设计题目</w:t>
+      </w:r>
+      <w:bookmarkEnd w:id="0"/>
+    </w:p>
+    <w:p>
+      <w:pPr>
+        <w:ind w:firstLine="420" w:firstLineChars="0"/>
+        <w:rPr>
+          <w:rFonts w:hint="default"/>
+          <w:lang w:val="en-US" w:eastAsia="zh-CN"/>
+        </w:rPr>
+      </w:pPr>
+      <w:r>
+        <w:rPr>
+          <w:rFonts w:hint="default"/>
+          <w:lang w:val="en-US" w:eastAsia="zh-CN"/>
+        </w:rPr>
+        <w:t>基于STM32的</w:t>
+      </w:r>
+      <w:r>
+        <w:rPr>
+          <w:rFonts w:hint="eastAsia"/>
+          <w:lang w:val="en-US" w:eastAsia="zh-CN"/>
+        </w:rPr>
+        <w:t>可语音控制的</w:t>
+      </w:r>
+      <w:r>
+        <w:rPr>
+          <w:rFonts w:hint="default"/>
+          <w:lang w:val="en-US" w:eastAsia="zh-CN"/>
+        </w:rPr>
+        <w:t>多功能</w:t>
+      </w:r>
+      <w:r>
+        <w:rPr>
+          <w:rFonts w:hint="eastAsia"/>
+          <w:lang w:val="en-US" w:eastAsia="zh-CN"/>
+        </w:rPr>
+        <w:t>（</w:t>
+      </w:r>
+      <w:r>
+        <w:rPr>
+          <w:rFonts w:hint="default"/>
+          <w:lang w:val="en-US" w:eastAsia="zh-CN"/>
+        </w:rPr>
+        <w:t>心率、血氧、体温监测及计步</w:t>
+      </w:r>
+      <w:r>
+        <w:rPr>
+          <w:rFonts w:hint="eastAsia"/>
+          <w:lang w:val="en-US" w:eastAsia="zh-CN"/>
+        </w:rPr>
+        <w:t>）</w:t>
+      </w:r>
+      <w:r>
+        <w:rPr>
+          <w:rFonts w:hint="default"/>
+          <w:lang w:val="en-US" w:eastAsia="zh-CN"/>
+        </w:rPr>
+        <w:t>健康监测</w:t>
+      </w:r>
+      <w:r>
+        <w:rPr>
+          <w:rFonts w:hint="eastAsia"/>
+          <w:lang w:val="en-US" w:eastAsia="zh-CN"/>
+        </w:rPr>
+        <w:t>显时</w:t>
+      </w:r>
+      <w:r>
+        <w:rPr>
+          <w:rFonts w:hint="default"/>
+          <w:lang w:val="en-US" w:eastAsia="zh-CN"/>
+        </w:rPr>
+        <w:t>手环设计</w:t>
+      </w:r>
+    </w:p>
+    <w:p>
+      <w:pPr>
+        <w:pStyle w:val="2"/>
+        <w:bidi w:val="0"/>
+        <w:rPr>
+          <w:rFonts w:hint="default"/>
+          <w:lang w:val="en-US" w:eastAsia="zh-CN"/>
+        </w:rPr>
+      </w:pPr>
+      <w:bookmarkStart w:id="1" w:name="_Toc9398"/>
+      <w:r>
+        <w:rPr>
+          <w:rFonts w:hint="default"/>
+          <w:lang w:val="en-US" w:eastAsia="zh-CN"/>
+        </w:rPr>
+        <w:t>二、背景与意义</w:t>
+      </w:r>
+      <w:bookmarkEnd w:id="1"/>
+    </w:p>
+    <w:p>
+      <w:pPr>
+        <w:rPr>
+          <w:rFonts w:hint="default"/>
+          <w:lang w:val="en-US" w:eastAsia="zh-CN"/>
+        </w:rPr>
+      </w:pPr>
+      <w:r>
+        <w:rPr>
+          <w:rFonts w:hint="default"/>
+          <w:lang w:val="en-US" w:eastAsia="zh-CN"/>
+        </w:rPr>
+        <w:t>（一）研究背景</w:t>
+      </w:r>
+    </w:p>
+    <w:p>
+      <w:pPr>
+        <w:ind w:firstLine="420" w:firstLineChars="0"/>
+        <w:rPr>
+          <w:rFonts w:hint="default"/>
+          <w:lang w:val="en-US" w:eastAsia="zh-CN"/>
+        </w:rPr>
+      </w:pPr>
+      <w:r>
+        <w:rPr>
+          <w:rFonts w:hint="default"/>
+          <w:lang w:val="en-US" w:eastAsia="zh-CN"/>
+        </w:rPr>
+        <w:t>随着物联网、传感器微型化及嵌入式技术的快速发展，可穿戴健康监测设备已从概念走向大众生活。全球人口老龄化趋势与慢性病管理需求驱动着便携式生理参数采集技术的持续演进，心率、血氧饱和度、体温作为人体基础生命体征，其连续监测对心血管疾病预警、运动健康管理及术后康复监护具有重要参考价值。当前市面上成熟的智能手环产品虽功能完善，但大多采用高度集成的专用芯片方案，开发门槛高、定制灵活性有限，不利于嵌入式学习者从底层理解其工作原理。在工程教育领域，以STM32为代表的ARM Cortex-M系列微控制器凭借丰富的外设接口、成熟的开发生态和较低的入门门槛，已成为嵌入式系统教学的优选平台。将STM32与分立式传感器模块结合，从底层驱动到上层算法逐层构建一个完整的多功能健康监测系统，不仅能够复现商用产品的核心功能逻辑，更能深入理解可穿戴设备从信号采集、数字滤波、特征提取到无线传输的完整技术链路。</w:t>
+      </w:r>
+      <w:r>
+        <w:rPr>
+          <w:rFonts w:hint="eastAsia"/>
+          <w:lang w:val="en-US" w:eastAsia="zh-CN"/>
+        </w:rPr>
+      </w:r>
+      <w:r>
+        <w:rPr>
+          <w:rFonts w:hint="default"/>
+          <w:lang w:val="en-US" w:eastAsia="zh-CN"/>
+        </w:rPr>
+      </w:r>
+      <w:r>
+        <w:rPr>
+          <w:rFonts w:hint="eastAsia"/>
+          <w:lang w:val="en-US" w:eastAsia="zh-CN"/>
+        </w:rPr>
+      </w:r>
+      <w:r>
+        <w:rPr>
+          <w:rFonts w:hint="default"/>
+          <w:lang w:val="en-US" w:eastAsia="zh-CN"/>
+        </w:rPr>
+      </w:r>
+      <w:r>
+        <w:rPr>
+          <w:rFonts w:hint="eastAsia"/>
+          <w:lang w:val="en-US" w:eastAsia="zh-CN"/>
+        </w:rPr>
+      </w:r>
+      <w:r>
+        <w:rPr>
+          <w:rFonts w:hint="default"/>
+          <w:lang w:val="en-US" w:eastAsia="zh-CN"/>
+        </w:rPr>
+      </w:r>
+      <w:r>
+        <w:rPr>
+          <w:rFonts w:hint="eastAsia"/>
+          <w:lang w:val="en-US" w:eastAsia="zh-CN"/>
+        </w:rPr>
+      </w:r>
+      <w:r>
+        <w:rPr>
+          <w:rFonts w:hint="default"/>
+          <w:lang w:val="en-US" w:eastAsia="zh-CN"/>
+        </w:rPr>
+      </w:r>
+    </w:p>
+    <w:p>
+      <w:pPr>
+        <w:ind w:firstLine="420" w:firstLineChars="0"/>
+        <w:rPr>
+          <w:rFonts w:hint="default"/>
+          <w:lang w:val="en-US" w:eastAsia="zh-CN"/>
+        </w:rPr>
+      </w:pPr>
+    </w:p>
+    <w:p>
+      <w:pPr>
+        <w:rPr>
+          <w:rFonts w:hint="default"/>
+          <w:lang w:val="en-US" w:eastAsia="zh-CN"/>
+        </w:rPr>
+      </w:pPr>
+      <w:r>
+        <w:rPr>
+          <w:rFonts w:hint="default"/>
+          <w:lang w:val="en-US" w:eastAsia="zh-CN"/>
+        </w:rPr>
+        <w:t>本课题以STM32F103ZET6微控制器为核心，集成心率血氧、体温、运动姿态等多种传感器，配合蓝牙无线通信与离线语音识别模块，设计并实现一款具备心率监测、血氧检测、体温测量、计步统计、时钟显示及语音控制功能的可穿戴健康手环原型系统。课题涵盖嵌入式硬件设计、传感器驱动开发、实时操作系统任务调度、数字信号处理算法及短距离无线通信等多个技术领域，具有较强的工程综合性和实践教学价值。通过本课题的训练，可系统掌握以下工程能力：（1）基于STM32标准外设库的I2C、UART、1-Wire等多种通信协议的驱动开发方法；（2）FreeRTOS实时操作系统在多传感器并发采集场景下的任务划分与优先级设计；（3）PPG光电容积脉搏波信号的数字滤波与特征提取算法实现；（4）从硬件选型、电路搭建、软件编程到系统联调的完整嵌入式产品开发流程。</w:t>
+      </w:r>
+    </w:p>
+    <w:p>
+      <w:pPr>
+        <w:ind w:firstLine="420" w:firstLineChars="0"/>
+        <w:rPr>
+          <w:rFonts w:hint="default"/>
+          <w:lang w:val="en-US" w:eastAsia="zh-CN"/>
+        </w:rPr>
+      </w:pPr>
+      <w:r>
+        <w:rPr>
+          <w:rFonts w:hint="default"/>
+          <w:lang w:val="en-US" w:eastAsia="zh-CN"/>
+        </w:rPr>
+        <w:t>该设计采用模块化架构，硬件上各传感器独立可替换，软件上遵循"硬件抽象层-&gt;驱动层-&gt;算法层-&gt;应用层"四层架构，具备良好的可扩展性和可维护性，可为同类教育开发项目提供参考方案。</w:t>
+      </w:r>
+      <w:r>
+        <w:rPr>
+          <w:rFonts w:hint="eastAsia"/>
+          <w:lang w:val="en-US" w:eastAsia="zh-CN"/>
+        </w:rPr>
+      </w:r>
+      <w:r>
+        <w:rPr>
+          <w:rFonts w:hint="default"/>
+          <w:lang w:val="en-US" w:eastAsia="zh-CN"/>
+        </w:rPr>
+      </w:r>
+      <w:r>
+        <w:rPr>
+          <w:rFonts w:hint="eastAsia"/>
+          <w:lang w:val="en-US" w:eastAsia="zh-CN"/>
+        </w:rPr>
+      </w:r>
+      <w:r>
+        <w:rPr>
+          <w:rFonts w:hint="default"/>
+          <w:lang w:val="en-US" w:eastAsia="zh-CN"/>
+        </w:rPr>
+      </w:r>
+      <w:r>
+        <w:rPr>
+          <w:rFonts w:hint="eastAsia"/>
+          <w:lang w:val="en-US" w:eastAsia="zh-CN"/>
+        </w:rPr>
+      </w:r>
+      <w:r>
+        <w:rPr>
+          <w:rFonts w:hint="default"/>
+          <w:lang w:val="en-US" w:eastAsia="zh-CN"/>
+        </w:rPr>
+      </w:r>
+      <w:r>
+        <w:rPr>
+          <w:rFonts w:hint="eastAsia"/>
+          <w:lang w:val="en-US" w:eastAsia="zh-CN"/>
+        </w:rPr>
+      </w:r>
+      <w:r>
+        <w:rPr>
+          <w:rFonts w:hint="default"/>
+          <w:lang w:val="en-US" w:eastAsia="zh-CN"/>
+        </w:rPr>
+      </w:r>
+      <w:r>
+        <w:rPr>
+          <w:rFonts w:hint="eastAsia"/>
+          <w:lang w:val="en-US" w:eastAsia="zh-CN"/>
+        </w:rPr>
+      </w:r>
+      <w:r>
+        <w:rPr>
+          <w:rFonts w:hint="default"/>
+          <w:lang w:val="en-US" w:eastAsia="zh-CN"/>
+        </w:rPr>
+      </w:r>
+    </w:p>
+    <w:p>
+      <w:pPr>
+        <w:ind w:firstLine="420" w:firstLineChars="0"/>
+        <w:rPr>
+          <w:rFonts w:hint="default"/>
+          <w:lang w:val="en-US" w:eastAsia="zh-CN"/>
+        </w:rPr>
+      </w:pPr>
+      <w:r>
+        <w:rPr>
+          <w:rFonts w:hint="default"/>
+          <w:lang w:val="en-US" w:eastAsia="zh-CN"/>
+        </w:rPr>
+      </w:r>
+    </w:p>
+    <w:p>
+      <w:pPr>
+        <w:pStyle w:val="2"/>
+        <w:bidi w:val="0"/>
+        <w:rPr>
+          <w:rFonts w:hint="default"/>
+          <w:lang w:val="en-US" w:eastAsia="zh-CN"/>
+        </w:rPr>
+      </w:pPr>
+      <w:bookmarkStart w:id="2" w:name="_Toc10216"/>
+      <w:r>
+        <w:rPr>
+          <w:rFonts w:hint="default"/>
+          <w:lang w:val="en-US" w:eastAsia="zh-CN"/>
+        </w:rPr>
+        <w:t>三、研究现状</w:t>
+      </w:r>
+      <w:bookmarkEnd w:id="2"/>
+    </w:p>
+    <w:p>
+      <w:pPr>
+        <w:ind w:firstLine="420" w:firstLineChars="0"/>
+        <w:rPr>
+          <w:rFonts w:hint="default"/>
+          <w:lang w:val="en-US" w:eastAsia="zh-CN"/>
+        </w:rPr>
+      </w:pPr>
+      <w:r>
+        <w:rPr>
+          <w:rFonts w:hint="default"/>
+          <w:lang w:val="en-US" w:eastAsia="zh-CN"/>
+        </w:rPr>
+        <w:t>在商用产品方面，Apple Watch系列已实现心电图、血氧、心率变异性等多参数监测，但其传感器融合算法高度封闭，且价格较高。小米手环、华为手环等国产产品在心率与血氧监测方面已达到临床可接受的精度，同时具备低功耗蓝牙持续连接能力，单次充电续航可达两周以上，但其硬件方案多为定制ASIC芯片，二次开发空间有限。在开源社区与教育开发领域，基于MAX30102、MPU6050等通用传感器模块配合Arduino或STM32的健康监测项目较为常见，但多数项目仅停留在单一传感器数据读取与简单显示层面，缺乏多传感器协同工作下的实时调度优化、信号质量评估与异常值剔除、以及语音交互等实用功能的系统集成。本课题在借鉴现有产品功能设计思路的基础上，采用全分立模块方案，从底层驱动到上层算法逐层自主实现，在不依赖商业闭源SDK的前提下完成多功能集成，兼顾了技术学习深度与系统功能完整性。</w:t>
+      </w:r>
+      <w:r>
+        <w:rPr>
+          <w:rFonts w:hint="eastAsia"/>
+          <w:lang w:val="en-US" w:eastAsia="zh-CN"/>
+        </w:rPr>
+      </w:r>
+      <w:r>
+        <w:rPr>
+          <w:rFonts w:hint="default"/>
+          <w:lang w:val="en-US" w:eastAsia="zh-CN"/>
+        </w:rPr>
+      </w:r>
+      <w:r>
+        <w:rPr>
+          <w:rFonts w:hint="eastAsia"/>
+          <w:lang w:val="en-US" w:eastAsia="zh-CN"/>
+        </w:rPr>
+      </w:r>
+      <w:r>
+        <w:rPr>
+          <w:rFonts w:hint="default"/>
+          <w:lang w:val="en-US" w:eastAsia="zh-CN"/>
+        </w:rPr>
+      </w:r>
+      <w:r>
+        <w:rPr>
+          <w:rFonts w:hint="eastAsia"/>
+          <w:lang w:val="en-US" w:eastAsia="zh-CN"/>
+        </w:rPr>
+      </w:r>
+      <w:r>
+        <w:rPr>
+          <w:rFonts w:hint="default"/>
+          <w:lang w:val="en-US" w:eastAsia="zh-CN"/>
+        </w:rPr>
+      </w:r>
+      <w:r>
+        <w:rPr>
+          <w:rFonts w:hint="eastAsia"/>
+          <w:lang w:val="en-US" w:eastAsia="zh-CN"/>
+        </w:rPr>
+      </w:r>
+      <w:r>
+        <w:rPr>
+          <w:rFonts w:hint="default"/>
+          <w:lang w:val="en-US" w:eastAsia="zh-CN"/>
+        </w:rPr>
+      </w:r>
+    </w:p>
+    <w:p>
+      <w:pPr>
+        <w:pStyle w:val="2"/>
+        <w:bidi w:val="0"/>
+        <w:rPr>
+          <w:rFonts w:hint="default"/>
+          <w:lang w:val="en-US" w:eastAsia="zh-CN"/>
+        </w:rPr>
+      </w:pPr>
+      <w:bookmarkStart w:id="3" w:name="_Toc15326"/>
+      <w:r>
+        <w:rPr>
+          <w:rFonts w:hint="default"/>
+          <w:lang w:val="en-US" w:eastAsia="zh-CN"/>
+        </w:rPr>
+        <w:t>四、研究</w:t>
+      </w:r>
+      <w:r>
+        <w:rPr>
+          <w:rFonts w:hint="eastAsia"/>
+          <w:lang w:val="en-US" w:eastAsia="zh-CN"/>
+        </w:rPr>
+        <w:t>目的及</w:t>
+      </w:r>
+      <w:r>
+        <w:rPr>
+          <w:rFonts w:hint="default"/>
+          <w:lang w:val="en-US" w:eastAsia="zh-CN"/>
+        </w:rPr>
+        <w:t>内容</w:t>
+      </w:r>
+      <w:bookmarkEnd w:id="3"/>
+    </w:p>
+    <w:p>
+      <w:pPr>
+        <w:ind w:firstLine="420" w:firstLineChars="0"/>
+        <w:rPr>
+          <w:rFonts w:hint="default"/>
+          <w:lang w:val="en-US" w:eastAsia="zh-CN"/>
+        </w:rPr>
+      </w:pPr>
+      <w:r>
+        <w:rPr>
+          <w:rFonts w:hint="default"/>
+          <w:lang w:val="en-US" w:eastAsia="zh-CN"/>
+        </w:rPr>
+        <w:t>本课题以STM32F103ZET6微控制器为核心，基于正点原子M144Z-M3最小系统板，完成多功能健康监测手环的硬件搭建、软件编程及系统调试，实现全部设计功能并交付实物样机。具体研究内容如下：</w:t>
+      </w:r>
+      <w:r>
+        <w:rPr>
+          <w:rFonts w:hint="eastAsia"/>
+          <w:lang w:val="en-US" w:eastAsia="zh-CN"/>
+        </w:rPr>
+      </w:r>
+      <w:r>
+        <w:rPr>
+          <w:rFonts w:hint="default"/>
+          <w:lang w:val="en-US" w:eastAsia="zh-CN"/>
+        </w:rPr>
+      </w:r>
+      <w:r>
+        <w:rPr>
+          <w:rFonts w:hint="eastAsia"/>
+          <w:lang w:val="en-US" w:eastAsia="zh-CN"/>
+        </w:rPr>
+      </w:r>
+      <w:r>
+        <w:rPr>
+          <w:rFonts w:hint="default"/>
+          <w:lang w:val="en-US" w:eastAsia="zh-CN"/>
+        </w:rPr>
+      </w:r>
+      <w:r>
+        <w:rPr>
+          <w:rFonts w:hint="eastAsia"/>
+          <w:lang w:val="en-US" w:eastAsia="zh-CN"/>
+        </w:rPr>
+      </w:r>
+      <w:r>
+        <w:rPr>
+          <w:rFonts w:hint="default"/>
+          <w:lang w:val="en-US" w:eastAsia="zh-CN"/>
+        </w:rPr>
+      </w:r>
+    </w:p>
+    <w:p>
+      <w:pPr>
+        <w:rPr>
+          <w:rFonts w:hint="default"/>
+          <w:lang w:val="en-US" w:eastAsia="zh-CN"/>
+        </w:rPr>
+      </w:pPr>
+      <w:r>
+        <w:rPr>
+          <w:rFonts w:hint="default"/>
+          <w:lang w:val="en-US" w:eastAsia="zh-CN"/>
+        </w:rPr>
+        <w:t>时钟模块选用DS1302实时时钟芯片（PB1=CLK、PB14=DAT、PB13=CE 三线 SPI-like 接口）；数据显示选用0.96寸SSD1306 OLED显示屏（128 x 64分辨率，I2C2独立总线，PB10/PB11）；语音识别选用ASR PRO离线语音模块（UART2接口，9600bps）；无线通信选用HC-05蓝牙串口透传模块（UART1接口）。系统整体采用双I2C总线架构：I2C1 通过 GPIO_Remap_I2C1 重映射到 PB8=SCK、PB9=SDA，挂载MAX30102和MPU6050；I2C2 独立驱动OLED（PB10=SCK、PB11=SDA），避免高速PPG数据读取与屏幕刷新竞争总线带宽。</w:t>
+      </w:r>
+      <w:r>
+        <w:rPr>
+          <w:rFonts w:hint="eastAsia"/>
+          <w:lang w:val="en-US" w:eastAsia="zh-CN"/>
+        </w:rPr>
+      </w:r>
+      <w:r>
+        <w:rPr>
+          <w:rFonts w:hint="default"/>
+          <w:lang w:val="en-US" w:eastAsia="zh-CN"/>
+        </w:rPr>
+      </w:r>
+      <w:r>
+        <w:rPr>
+          <w:rFonts w:hint="eastAsia"/>
+          <w:lang w:val="en-US" w:eastAsia="zh-CN"/>
+        </w:rPr>
+      </w:r>
+      <w:r>
+        <w:rPr>
+          <w:rFonts w:hint="default"/>
+          <w:lang w:val="en-US" w:eastAsia="zh-CN"/>
+        </w:rPr>
+      </w:r>
+      <w:r>
+        <w:rPr>
+          <w:rFonts w:hint="eastAsia"/>
+          <w:lang w:val="en-US" w:eastAsia="zh-CN"/>
+        </w:rPr>
+      </w:r>
+      <w:r>
+        <w:rPr>
+          <w:rFonts w:hint="default"/>
+          <w:lang w:val="en-US" w:eastAsia="zh-CN"/>
+        </w:rPr>
+      </w:r>
+      <w:r>
+        <w:rPr>
+          <w:rFonts w:hint="eastAsia"/>
+          <w:lang w:val="en-US" w:eastAsia="zh-CN"/>
+        </w:rPr>
+      </w:r>
+      <w:r>
+        <w:rPr>
+          <w:rFonts w:hint="default"/>
+          <w:lang w:val="en-US" w:eastAsia="zh-CN"/>
+        </w:rPr>
+      </w:r>
+    </w:p>
+    <w:p>
+      <w:pPr>
+        <w:rPr>
+          <w:rFonts w:hint="default"/>
+          <w:lang w:val="en-US" w:eastAsia="zh-CN"/>
+        </w:rPr>
+      </w:pPr>
+      <w:r>
+        <w:rPr>
+          <w:rFonts w:hint="eastAsia"/>
+          <w:lang w:val="en-US" w:eastAsia="zh-CN"/>
+        </w:rPr>
+        <w:t>算法层实现PPG信号0.5-5Hz带通滤波与动态阈值峰值检测心率算法（增加中值去极值 + 变化率限幅 + PPG_BAD_HOLD_MAX=3 帧抗跳变）、R值法血氧饱和度计算、基于加速度矢量幅值的EMA自适应阈值计步算法与运动状态分类（步行/跑步/晃动/静止，带滞回状态机 + 最小步间隔 300 ms + 阈值下限兜底）、体表温度到核心体温的环境温度补偿算法（基础偏移 3.5 ℃，限幅 [2.0, 4.5] ℃）。</w:t>
+      </w:r>
+      <w:r>
+        <w:rPr>
+          <w:rFonts w:hint="default"/>
+          <w:lang w:val="en-US" w:eastAsia="zh-CN"/>
+        </w:rPr>
+      </w:r>
+      <w:r>
+        <w:rPr>
+          <w:rFonts w:hint="eastAsia"/>
+          <w:lang w:val="en-US" w:eastAsia="zh-CN"/>
+        </w:rPr>
+      </w:r>
+      <w:r>
+        <w:rPr>
+          <w:rFonts w:hint="default"/>
+          <w:lang w:val="en-US" w:eastAsia="zh-CN"/>
+        </w:rPr>
+      </w:r>
+      <w:r>
+        <w:rPr>
+          <w:rFonts w:hint="eastAsia"/>
+          <w:lang w:val="en-US" w:eastAsia="zh-CN"/>
+        </w:rPr>
+      </w:r>
+      <w:r>
+        <w:rPr>
+          <w:rFonts w:hint="default"/>
+          <w:lang w:val="en-US" w:eastAsia="zh-CN"/>
+        </w:rPr>
+      </w:r>
+    </w:p>
+    <w:p>
+      <w:pPr>
+        <w:rPr>
+          <w:rFonts w:hint="default"/>
+          <w:lang w:val="en-US" w:eastAsia="zh-CN"/>
+        </w:rPr>
+      </w:pPr>
+      <w:r>
+        <w:rPr>
+          <w:rFonts w:hint="eastAsia"/>
+          <w:lang w:val="en-US" w:eastAsia="zh-CN"/>
+        </w:rPr>
+        <w:t>重点解决I2C总线多设备并发访问冲突（互斥锁 + 错误即总线复位自愈）、1-Wire时序被FreeRTOS任务切换打断（临界区保护）、UART接收缓冲区溢出错误（主动清除ORE标志）、OLED 帧缓冲被多任务同时改写导致花屏（互斥锁 + 100 ms 超时放弃）、长时间运行后传感器总线死锁（IWDG 独立看门狗 4 s 超时强制复位自恢复）等问题。</w:t>
+      </w:r>
+      <w:r>
+        <w:rPr>
+          <w:rFonts w:hint="default"/>
+          <w:lang w:val="en-US" w:eastAsia="zh-CN"/>
+        </w:rPr>
+      </w:r>
+      <w:r>
+        <w:rPr>
+          <w:rFonts w:hint="eastAsia"/>
+          <w:lang w:val="en-US" w:eastAsia="zh-CN"/>
+        </w:rPr>
+      </w:r>
+      <w:r>
+        <w:rPr>
+          <w:rFonts w:hint="default"/>
+          <w:lang w:val="en-US" w:eastAsia="zh-CN"/>
+        </w:rPr>
+      </w:r>
+    </w:p>
+    <w:p>
+      <w:pPr>
+        <w:rPr>
+          <w:rFonts w:hint="default"/>
+          <w:lang w:val="en-US" w:eastAsia="zh-CN"/>
+        </w:rPr>
+      </w:pPr>
+      <w:r>
+        <w:rPr>
+          <w:rFonts w:hint="eastAsia"/>
+          <w:lang w:val="en-US" w:eastAsia="zh-CN"/>
+        </w:rPr>
+        <w:t>4</w:t>
+      </w:r>
+      <w:r>
+        <w:rPr>
+          <w:rFonts w:hint="default"/>
+          <w:lang w:val="en-US" w:eastAsia="zh-CN"/>
+        </w:rPr>
+        <w:t>. 课题总结</w:t>
+      </w:r>
+      <w:r>
+        <w:rPr>
+          <w:rFonts w:hint="eastAsia"/>
+          <w:lang w:val="en-US" w:eastAsia="zh-CN"/>
+        </w:rPr>
+        <w:t>：撰写完整的产品设计说明书</w:t>
+      </w:r>
+      <w:r>
+        <w:rPr>
+          <w:rFonts w:hint="default"/>
+          <w:lang w:val="en-US" w:eastAsia="zh-CN"/>
+        </w:rPr>
+        <w:t>。</w:t>
+      </w:r>
+    </w:p>
+    <w:p>
+      <w:pPr>
+        <w:pStyle w:val="2"/>
+        <w:bidi w:val="0"/>
+        <w:rPr>
+          <w:rFonts w:hint="default"/>
+          <w:lang w:val="en-US" w:eastAsia="zh-CN"/>
+        </w:rPr>
+      </w:pPr>
+      <w:bookmarkStart w:id="4" w:name="_Toc30405"/>
+      <w:r>
+        <w:rPr>
+          <w:rFonts w:hint="default"/>
+          <w:lang w:val="en-US" w:eastAsia="zh-CN"/>
+        </w:rPr>
+        <w:t>五、技术指标</w:t>
+      </w:r>
+      <w:bookmarkEnd w:id="4"/>
+    </w:p>
+    <w:p>
+      <w:pPr>
+        <w:rPr>
+          <w:rFonts w:hint="default"/>
+          <w:lang w:val="en-US" w:eastAsia="zh-CN"/>
+        </w:rPr>
+      </w:pPr>
+      <w:r>
+        <w:rPr>
+          <w:rFonts w:hint="default"/>
+          <w:lang w:val="en-US" w:eastAsia="zh-CN"/>
+        </w:rPr>
+        <w:t>1. 主控芯片：STM32F103</w:t>
+      </w:r>
+      <w:r>
+        <w:rPr>
+          <w:rFonts w:hint="eastAsia"/>
+          <w:lang w:val="en-US" w:eastAsia="zh-CN"/>
+        </w:rPr>
+        <w:t>ZE</w:t>
+      </w:r>
+      <w:r>
+        <w:rPr>
+          <w:rFonts w:hint="default"/>
+          <w:lang w:val="en-US" w:eastAsia="zh-CN"/>
+        </w:rPr>
+        <w:t>T6；</w:t>
+      </w:r>
+    </w:p>
+    <w:p>
+      <w:pPr>
+        <w:rPr>
+          <w:rFonts w:hint="default"/>
+          <w:lang w:val="en-US" w:eastAsia="zh-CN"/>
+        </w:rPr>
+      </w:pPr>
+      <w:r>
+        <w:rPr>
+          <w:rFonts w:hint="default"/>
+          <w:lang w:val="en-US" w:eastAsia="zh-CN"/>
+        </w:rPr>
+        <w:t>2. 监测功能指标：实时采集并处理生理信号，走路自动计步并区分运动状态；心率有效测量范围30-200bpm，静态条件下测量误差 &lt;= +/-5bpm；血氧饱和度测量范围50%-100%，静态条件下测量误差 &lt;= +/-3%；体温测量范围30-45摄氏度，误差 &lt;= +/-0.5摄氏度（受DS18B20接触式测量方式限制）；计步准确率 &gt;= 90%（正常步行条件，30步以上统计）。</w:t>
+      </w:r>
+      <w:r>
+        <w:rPr>
+          <w:rFonts w:hint="eastAsia"/>
+          <w:lang w:val="en-US" w:eastAsia="zh-CN"/>
+        </w:rPr>
+      </w:r>
+      <w:r>
+        <w:rPr>
+          <w:rFonts w:hint="default"/>
+          <w:lang w:val="en-US" w:eastAsia="zh-CN"/>
+        </w:rPr>
+      </w:r>
+      <w:r>
+        <w:rPr>
+          <w:rFonts w:hint="eastAsia"/>
+          <w:lang w:val="en-US" w:eastAsia="zh-CN"/>
+        </w:rPr>
+      </w:r>
+      <w:r>
+        <w:rPr>
+          <w:rFonts w:hint="default"/>
+          <w:lang w:val="en-US" w:eastAsia="zh-CN"/>
+        </w:rPr>
+      </w:r>
+      <w:r>
+        <w:rPr>
+          <w:rFonts w:hint="eastAsia"/>
+          <w:lang w:val="en-US" w:eastAsia="zh-CN"/>
+        </w:rPr>
+      </w:r>
+      <w:r>
+        <w:rPr>
+          <w:rFonts w:hint="default"/>
+          <w:lang w:val="en-US" w:eastAsia="zh-CN"/>
+        </w:rPr>
+      </w:r>
+      <w:r>
+        <w:rPr>
+          <w:rFonts w:hint="eastAsia"/>
+          <w:lang w:val="en-US" w:eastAsia="zh-CN"/>
+        </w:rPr>
+      </w:r>
+      <w:r>
+        <w:rPr>
+          <w:rFonts w:hint="default"/>
+          <w:lang w:val="en-US" w:eastAsia="zh-CN"/>
+        </w:rPr>
+      </w:r>
+      <w:r>
+        <w:rPr>
+          <w:rFonts w:hint="eastAsia"/>
+          <w:lang w:val="en-US" w:eastAsia="zh-CN"/>
+        </w:rPr>
+      </w:r>
+      <w:r>
+        <w:rPr>
+          <w:rFonts w:hint="default"/>
+          <w:lang w:val="en-US" w:eastAsia="zh-CN"/>
+        </w:rPr>
+      </w:r>
+    </w:p>
+    <w:p>
+      <w:pPr>
+        <w:rPr>
+          <w:rFonts w:hint="default"/>
+          <w:lang w:val="en-US" w:eastAsia="zh-CN"/>
+        </w:rPr>
+      </w:pPr>
+      <w:r>
+        <w:rPr>
+          <w:rFonts w:hint="default"/>
+          <w:lang w:val="en-US" w:eastAsia="zh-CN"/>
+        </w:rPr>
+        <w:t>3. 显示方式：0.96寸SSD1306 OLED显示屏（128 x 64像素，I2C接口），采用分页轮播方式交替显示心率、血氧、步数、体温、时间共五个页面，可通过按键或语音指令手动切页，显示刷新周期50ms。</w:t>
+      </w:r>
+    </w:p>
+    <w:p>
+      <w:pPr>
+        <w:rPr>
+          <w:rFonts w:hint="default"/>
+          <w:lang w:val="en-US" w:eastAsia="zh-CN"/>
+        </w:rPr>
+      </w:pPr>
+      <w:r>
+        <w:rPr>
+          <w:rFonts w:hint="default"/>
+          <w:lang w:val="en-US" w:eastAsia="zh-CN"/>
+        </w:rPr>
+        <w:t>4. 通信方式：通过HC-05蓝牙模块实现UART串口透传（默认波特率9600bps），支持AT指令配置；系统每2秒自动通过蓝牙上报一次JSON格式健康数据包（包含心率、血氧、步数、体温四项），同时支持通过蓝牙串口下发RTC校时指令（TIME HH:MM:SS DD/MM/YY）和SpO2校准系数配置指令（CAL A B）。</w:t>
+      </w:r>
+    </w:p>
+    <w:p>
+      <w:pPr>
+        <w:rPr>
+          <w:rFonts w:hint="default"/>
+          <w:lang w:val="en-US" w:eastAsia="zh-CN"/>
+        </w:rPr>
+      </w:pPr>
+      <w:r>
+        <w:rPr>
+          <w:rFonts w:hint="default"/>
+          <w:lang w:val="en-US" w:eastAsia="zh-CN"/>
+        </w:rPr>
+        <w:t>5. 供电方式：开发板通过USB 5V供电或外接5V直流电源，各传感器模块经开发板板上3.3V/5V电源引脚取电，满足实验室调试与演示场景的供电需求。</w:t>
+      </w:r>
+      <w:r>
+        <w:rPr>
+          <w:rFonts w:hint="eastAsia"/>
+          <w:lang w:val="en-US" w:eastAsia="zh-CN"/>
+        </w:rPr>
+      </w:r>
+      <w:r>
+        <w:rPr>
+          <w:rFonts w:hint="default"/>
+          <w:lang w:val="en-US" w:eastAsia="zh-CN"/>
+        </w:rPr>
+      </w:r>
+    </w:p>
+    <w:p>
+      <w:pPr>
+        <w:rPr>
+          <w:rFonts w:hint="default"/>
+          <w:lang w:val="en-US" w:eastAsia="zh-CN"/>
+        </w:rPr>
+      </w:pPr>
+      <w:r>
+        <w:rPr>
+          <w:rFonts w:hint="eastAsia"/>
+          <w:lang w:val="en-US" w:eastAsia="zh-CN"/>
+        </w:rPr>
+        <w:t>通过ASR PRO离线语音识别模块实现非特定人声指令识别，支持心率查询、血氧查询、步数查询、体温查询、时间显示、计步清零、主页、翻页、运动状态查询共9条中文语音指令，模块通过UART2以单字节编码（0x01-0x09）向主控传输识别结果，识别响应时间 ≤ 2秒。针对 ASR PRO 可能因环境噪声输出虚假翻页指令的问题，在 ASR_CMD_NEXT 处理路径中加入了 2 秒冷却窗口（同一翻页指令 2 秒内仅响应一次）。</w:t>
+      </w:r>
+      <w:r>
+        <w:rPr>
+          <w:rFonts w:hint="default"/>
+          <w:lang w:val="en-US" w:eastAsia="zh-CN"/>
+        </w:rPr>
+      </w:r>
+      <w:r>
+        <w:rPr>
+          <w:rFonts w:hint="eastAsia"/>
+          <w:lang w:val="en-US" w:eastAsia="zh-CN"/>
+        </w:rPr>
+      </w:r>
+      <w:r>
+        <w:rPr>
+          <w:rFonts w:hint="default"/>
+          <w:lang w:val="en-US" w:eastAsia="zh-CN"/>
+        </w:rPr>
+      </w:r>
+      <w:r>
+        <w:rPr>
+          <w:rFonts w:hint="eastAsia"/>
+          <w:lang w:val="en-US" w:eastAsia="zh-CN"/>
+        </w:rPr>
+      </w:r>
+    </w:p>
+    <w:p>
+      <w:pPr>
+        <w:rPr>
+          <w:rFonts w:hint="default"/>
+          <w:lang w:val="en-US" w:eastAsia="zh-CN"/>
+        </w:rPr>
+      </w:pPr>
+      <w:r>
+        <w:rPr>
+          <w:rFonts w:hint="eastAsia"/>
+          <w:lang w:val="en-US" w:eastAsia="zh-CN"/>
+        </w:rPr>
+        <w:t>7. 系统运行指标：传感器数据采集周期200ms，显示刷新周期50ms（10×50ms=500ms 完整刷新），蓝牙上报周期2s，FreeRTOS任务切换节拍1ms，系统上电后全功能启动时间 &lt; 3秒，连续运行无卡顿或死机；总堆 15 KB（已关闭 configUSE_TIMERS 以省下 Timer 服务任务，释放约 1.2 KB 堆），IWDG 4 s 超时强制复位兜底。</w:t>
+      </w:r>
+      <w:r>
+        <w:rPr>
+          <w:rFonts w:hint="default"/>
+          <w:lang w:val="en-US" w:eastAsia="zh-CN"/>
+        </w:rPr>
+      </w:r>
+      <w:r>
+        <w:rPr>
+          <w:rFonts w:hint="eastAsia"/>
+          <w:lang w:val="en-US" w:eastAsia="zh-CN"/>
+        </w:rPr>
+      </w:r>
+      <w:r>
+        <w:rPr>
+          <w:rFonts w:hint="default"/>
+          <w:lang w:val="en-US" w:eastAsia="zh-CN"/>
+        </w:rPr>
+      </w:r>
+      <w:bookmarkStart w:id="8" w:name="_GoBack"/>
+      <w:bookmarkEnd w:id="8"/>
+    </w:p>
+    <w:p>
+      <w:pPr>
+        <w:pStyle w:val="2"/>
+        <w:bidi w:val="0"/>
+        <w:rPr>
+          <w:rFonts w:hint="default"/>
+          <w:lang w:val="en-US" w:eastAsia="zh-CN"/>
+        </w:rPr>
+      </w:pPr>
+      <w:bookmarkStart w:id="5" w:name="_Toc13158"/>
+      <w:r>
+        <w:rPr>
+          <w:rFonts w:hint="default"/>
+          <w:lang w:val="en-US" w:eastAsia="zh-CN"/>
+        </w:rPr>
+        <w:t>六、进度安排</w:t>
+      </w:r>
+      <w:bookmarkEnd w:id="5"/>
+    </w:p>
+    <w:p>
+      <w:pPr>
+        <w:rPr>
+          <w:rFonts w:hint="default"/>
+          <w:lang w:val="en-US" w:eastAsia="zh-CN"/>
+        </w:rPr>
+      </w:pPr>
+      <w:r>
+        <w:rPr>
+          <w:rFonts w:hint="default"/>
+          <w:lang w:val="en-US" w:eastAsia="zh-CN"/>
+        </w:rPr>
+        <w:t>1. 第</w:t>
+      </w:r>
+      <w:r>
+        <w:rPr>
+          <w:rFonts w:hint="eastAsia"/>
+          <w:lang w:val="en-US" w:eastAsia="zh-CN"/>
+        </w:rPr>
+        <w:t>7</w:t>
+      </w:r>
+      <w:r>
+        <w:rPr>
+          <w:rFonts w:hint="default"/>
+          <w:lang w:val="en-US" w:eastAsia="zh-CN"/>
+        </w:rPr>
+        <w:t>周：查阅相关资料，完成课题方案设计，确定硬件选型，撰写开题报告；</w:t>
+      </w:r>
+    </w:p>
+    <w:p>
+      <w:pPr>
+        <w:rPr>
+          <w:rFonts w:hint="default"/>
+          <w:lang w:val="en-US" w:eastAsia="zh-CN"/>
+        </w:rPr>
+      </w:pPr>
+      <w:r>
+        <w:rPr>
+          <w:rFonts w:hint="default"/>
+          <w:lang w:val="en-US" w:eastAsia="zh-CN"/>
+        </w:rPr>
+        <w:t>2. 第</w:t>
+      </w:r>
+      <w:r>
+        <w:rPr>
+          <w:rFonts w:hint="eastAsia"/>
+          <w:lang w:val="en-US" w:eastAsia="zh-CN"/>
+        </w:rPr>
+        <w:t>8</w:t>
+      </w:r>
+      <w:r>
+        <w:rPr>
+          <w:rFonts w:hint="default"/>
+          <w:lang w:val="en-US" w:eastAsia="zh-CN"/>
+        </w:rPr>
+        <w:t>周：搭建硬件电路，完成各模块接线，检查电路连接正确性</w:t>
+      </w:r>
+      <w:r>
+        <w:rPr>
+          <w:rFonts w:hint="eastAsia"/>
+          <w:lang w:val="en-US" w:eastAsia="zh-CN"/>
+        </w:rPr>
+        <w:t>，确保各模块运行正常</w:t>
+      </w:r>
+      <w:r>
+        <w:rPr>
+          <w:rFonts w:hint="default"/>
+          <w:lang w:val="en-US" w:eastAsia="zh-CN"/>
+        </w:rPr>
+        <w:t>；</w:t>
+      </w:r>
+    </w:p>
+    <w:p>
+      <w:pPr>
+        <w:rPr>
+          <w:rFonts w:hint="default"/>
+          <w:lang w:val="en-US" w:eastAsia="zh-CN"/>
+        </w:rPr>
+      </w:pPr>
+      <w:r>
+        <w:rPr>
+          <w:rFonts w:hint="default"/>
+          <w:lang w:val="en-US" w:eastAsia="zh-CN"/>
+        </w:rPr>
+        <w:t>3. 第</w:t>
+      </w:r>
+      <w:r>
+        <w:rPr>
+          <w:rFonts w:hint="eastAsia"/>
+          <w:lang w:val="en-US" w:eastAsia="zh-CN"/>
+        </w:rPr>
+        <w:t>9-12</w:t>
+      </w:r>
+      <w:r>
+        <w:rPr>
+          <w:rFonts w:hint="default"/>
+          <w:lang w:val="en-US" w:eastAsia="zh-CN"/>
+        </w:rPr>
+        <w:t>周：基于Keil开发环境，编写软件程序，分步调试各模块功能；</w:t>
+      </w:r>
+    </w:p>
+    <w:p>
+      <w:pPr>
+        <w:rPr>
+          <w:rFonts w:hint="default"/>
+          <w:lang w:val="en-US" w:eastAsia="zh-CN"/>
+        </w:rPr>
+      </w:pPr>
+      <w:r>
+        <w:rPr>
+          <w:rFonts w:hint="default"/>
+          <w:lang w:val="en-US" w:eastAsia="zh-CN"/>
+        </w:rPr>
+        <w:t>4. 第</w:t>
+      </w:r>
+      <w:r>
+        <w:rPr>
+          <w:rFonts w:hint="eastAsia"/>
+          <w:lang w:val="en-US" w:eastAsia="zh-CN"/>
+        </w:rPr>
+        <w:t>13-14</w:t>
+      </w:r>
+      <w:r>
+        <w:rPr>
+          <w:rFonts w:hint="default"/>
+          <w:lang w:val="en-US" w:eastAsia="zh-CN"/>
+        </w:rPr>
+        <w:t>周：进行系统整体联调，优化监测数据精度，完善各项功能；</w:t>
+      </w:r>
+    </w:p>
+    <w:p>
+      <w:pPr>
+        <w:rPr>
+          <w:rFonts w:hint="default"/>
+          <w:lang w:val="en-US" w:eastAsia="zh-CN"/>
+        </w:rPr>
+      </w:pPr>
+      <w:r>
+        <w:rPr>
+          <w:rFonts w:hint="default"/>
+          <w:lang w:val="en-US" w:eastAsia="zh-CN"/>
+        </w:rPr>
+        <w:t>5. </w:t>
+      </w:r>
+      <w:r>
+        <w:rPr>
+          <w:rFonts w:hint="eastAsia"/>
+          <w:lang w:val="en-US" w:eastAsia="zh-CN"/>
+        </w:rPr>
+        <w:t>第15-16周</w:t>
+      </w:r>
+      <w:r>
+        <w:rPr>
+          <w:rFonts w:hint="default"/>
+          <w:lang w:val="en-US" w:eastAsia="zh-CN"/>
+        </w:rPr>
+        <w:t>：整理设计资料，绘制原理图、流程图，完成</w:t>
+      </w:r>
+      <w:r>
+        <w:rPr>
+          <w:rFonts w:hint="eastAsia"/>
+          <w:lang w:val="en-US" w:eastAsia="zh-CN"/>
+        </w:rPr>
+        <w:t>产品设计说明书</w:t>
+      </w:r>
+      <w:r>
+        <w:rPr>
+          <w:rFonts w:hint="default"/>
+          <w:lang w:val="en-US" w:eastAsia="zh-CN"/>
+        </w:rPr>
+        <w:t>撰写</w:t>
+      </w:r>
+      <w:r>
+        <w:rPr>
+          <w:rFonts w:hint="eastAsia"/>
+          <w:lang w:val="en-US" w:eastAsia="zh-CN"/>
+        </w:rPr>
+        <w:t>并完成答辩</w:t>
+      </w:r>
+      <w:r>
+        <w:rPr>
+          <w:rFonts w:hint="default"/>
+          <w:lang w:val="en-US" w:eastAsia="zh-CN"/>
+        </w:rPr>
+        <w:t>。</w:t>
+      </w:r>
+    </w:p>
+    <w:p>
+      <w:pPr>
+        <w:pStyle w:val="2"/>
         <w:numPr>
           <w:ilvl w:val="0"/>
           <w:numId w:val="1"/>
         </w:numPr>
         <w:bidi w:val="0"/>
+        <w:rPr>
+          <w:rFonts w:hint="default"/>
+          <w:lang w:val="en-US" w:eastAsia="zh-CN"/>
+        </w:rPr>
+      </w:pPr>
+      <w:bookmarkStart w:id="6" w:name="_Toc114"/>
+      <w:r>
+        <w:rPr>
+          <w:rFonts w:hint="eastAsia"/>
+          <w:lang w:val="en-US" w:eastAsia="zh-CN"/>
+        </w:rPr>
+        <w:t>技术路线及难点</w:t>
+      </w:r>
+      <w:bookmarkEnd w:id="6"/>
+    </w:p>
+    <w:p>
+      <w:pPr>
+        <w:ind w:firstLine="420" w:firstLineChars="0"/>
+        <w:rPr>
+          <w:rFonts w:hint="default"/>
+          <w:lang w:val="en-US" w:eastAsia="zh-CN"/>
+        </w:rPr>
+      </w:pPr>
+      <w:r>
+        <w:rPr>
+          <w:rFonts w:hint="eastAsia"/>
+          <w:lang w:val="en-US" w:eastAsia="zh-CN"/>
+        </w:rPr>
+        <w:t>（一）技术路线</w:t>
+      </w:r>
+    </w:p>
+    <w:p>
+      <w:pPr>
+        <w:ind w:firstLine="420" w:firstLineChars="0"/>
+        <w:rPr>
+          <w:rFonts w:hint="default"/>
+          <w:lang w:val="en-US" w:eastAsia="zh-CN"/>
+        </w:rPr>
+      </w:pPr>
+      <w:r>
+        <w:rPr>
+          <w:rFonts w:hint="default"/>
+          <w:lang w:val="en-US" w:eastAsia="zh-CN"/>
+        </w:rPr>
+        <w:t>规划双I2C总线方案（传感器共用I2C1、显示屏独占I2C2）以避免带宽冲突，完成全部模块选型并验证引脚分配的兼容性（含I2C1重映射至PB8=SCK/PB9=SDA、DS1302占用PB1/PB13/PB14、DS18B20占用PA1）。</w:t>
+      </w:r>
+    </w:p>
+    <w:p>
+      <w:pPr>
+        <w:ind w:firstLine="420" w:firstLineChars="0"/>
+        <w:rPr>
+          <w:rFonts w:hint="default"/>
+          <w:lang w:val="en-US" w:eastAsia="zh-CN"/>
+        </w:rPr>
+      </w:pPr>
+      <w:r>
+        <w:rPr>
+          <w:rFonts w:hint="default"/>
+          <w:lang w:val="en-US" w:eastAsia="zh-CN"/>
+        </w:rPr>
+        <w:t>MAX30102和MPU6050共用I2C1总线（重映射后 SCL-PB8, SDA-PB9）；SSD1306 OLED独占I2C2总线（SCL-PB10, SDA-PB11）；DS18B20使用1-Wire单总线（DQ-PA1）；DS1302使用三线SPI-like（CLK-PB1, DAT-PB14, CE-PB13）；HC-05使用UART1（TXD-PA9, RXD-PA10, VCC-5V）；ASR PRO使用UART2（TX-PA2, RX-PA3, VCC-5V）；按键（WK_UP）使用PA0（内部上拉，按下为低）。</w:t>
+      </w:r>
+      <w:r>
+        <w:rPr>
+          <w:rFonts w:hint="eastAsia"/>
+          <w:lang w:val="en-US" w:eastAsia="zh-CN"/>
+        </w:rPr>
+      </w:r>
+      <w:r>
+        <w:rPr>
+          <w:rFonts w:hint="default"/>
+          <w:lang w:val="en-US" w:eastAsia="zh-CN"/>
+        </w:rPr>
+      </w:r>
+    </w:p>
+    <w:p>
+      <w:pPr>
+        <w:ind w:firstLine="420" w:firstLineChars="0"/>
+        <w:rPr>
+          <w:rFonts w:hint="default"/>
+          <w:lang w:val="en-US" w:eastAsia="zh-CN"/>
+        </w:rPr>
+      </w:pPr>
+      <w:r>
+        <w:rPr>
+          <w:rFonts w:hint="default"/>
+          <w:lang w:val="en-US" w:eastAsia="zh-CN"/>
+        </w:rPr>
+        <w:t>硬件抽象层封装I2C双总线操作（I2C1 重映射到 PB8/9 与 I2C2 独立，包含 50 ms 单步超时检测、错误标志 AF/BERR/ARLO 即时检出与 DeInit+ReInit 总线自动复位、FreeRTOS 互斥锁 100 ms 超时保护）、UART收发（每字节独立 200 ms 超时、含过载错误ORE主动清除）、1-Wire位操作（含临界区时序保护）等底层通信函数；</w:t>
+      </w:r>
+    </w:p>
+    <w:p>
+      <w:pPr>
+        <w:ind w:firstLine="420" w:firstLineChars="0"/>
+        <w:rPr>
+          <w:rFonts w:hint="default"/>
+          <w:lang w:val="en-US" w:eastAsia="zh-CN"/>
+        </w:rPr>
+      </w:pPr>
+      <w:r>
+        <w:rPr>
+          <w:rFonts w:hint="default"/>
+          <w:lang w:val="en-US" w:eastAsia="zh-CN"/>
+        </w:rPr>
+        <w:t>全系统拷机测试（连续运行 ≥ 4 小时）</w:t>
+      </w:r>
+    </w:p>
+    <w:p>
+      <w:pPr>
+        <w:ind w:firstLine="420" w:firstLineChars="0"/>
+        <w:rPr>
+          <w:rFonts w:hint="default"/>
+          <w:lang w:val="en-US" w:eastAsia="zh-CN"/>
+        </w:rPr>
+      </w:pPr>
+      <w:r>
+        <w:rPr>
+          <w:rFonts w:hint="default"/>
+          <w:lang w:val="en-US" w:eastAsia="zh-CN"/>
+        </w:rPr>
+        <w:t>第五步为项目总结与文档撰写。整理系统硬件原理图（引脚分配表与模块接线图）、软件架构图（任务划分与数据流）、程序流程图（各模块驱动流程与算法处理流程）、测试数据记录（精度对比、稳定性测试），完成课程设计报告的撰写与答辩准备。</w:t>
+      </w:r>
+    </w:p>
+    <w:p>
+      <w:pPr>
+        <w:numPr>
+          <w:ilvl w:val="0"/>
+          <w:numId w:val="2"/>
+        </w:numPr>
         <w:ind w:left="0" w:leftChars="0" w:firstLine="0" w:firstLineChars="0"/>
         <w:rPr>
-          <w:rFonts w:hint="default" w:ascii="黑体" w:hAnsi="黑体" w:eastAsia="黑体" w:cs="黑体"/>
-          <w:sz w:val="32"/>
-          <w:szCs w:val="32"/>
-          <w:lang w:val="en-US" w:eastAsia="zh-CN"/>
-        </w:rPr>
-      </w:pPr>
-      <w:bookmarkStart w:id="0" w:name="_Toc12731"/>
-      <w:r>
-        <w:rPr>
-          <w:rFonts w:hint="eastAsia" w:ascii="黑体" w:hAnsi="黑体" w:eastAsia="黑体" w:cs="黑体"/>
-          <w:sz w:val="32"/>
-          <w:szCs w:val="32"/>
-          <w:lang w:val="en-US" w:eastAsia="zh-CN"/>
-        </w:rPr>
-        <w:t>设计题目</w:t>
-      </w:r>
-      <w:bookmarkEnd w:id="0"/>
-    </w:p>
-    <w:p>
-      <w:pPr>
+          <w:rFonts w:hint="eastAsia"/>
+          <w:lang w:val="en-US" w:eastAsia="zh-CN"/>
+        </w:rPr>
+      </w:pPr>
+      <w:r>
+        <w:rPr>
+          <w:rFonts w:hint="eastAsia"/>
+          <w:lang w:val="en-US" w:eastAsia="zh-CN"/>
+        </w:rPr>
+        <w:t>（二）技术难点</w:t>
+      </w:r>
+    </w:p>
+    <w:p>
+      <w:pPr>
+        <w:numPr>
+          <w:ilvl w:val="0"/>
+          <w:numId w:val="0"/>
+        </w:numPr>
+        <w:rPr>
+          <w:rFonts w:hint="default"/>
+          <w:lang w:val="en-US" w:eastAsia="zh-CN"/>
+        </w:rPr>
+      </w:pPr>
+      <w:r>
+        <w:rPr>
+          <w:rFonts w:hint="eastAsia"/>
+          <w:lang w:val="en-US" w:eastAsia="zh-CN"/>
+        </w:rPr>
+        <w:t>1. 多模块硬件协同工作冲突</w:t>
+      </w:r>
+      <w:r>
+        <w:rPr>
+          <w:rFonts w:hint="default"/>
+          <w:lang w:val="en-US" w:eastAsia="zh-CN"/>
+        </w:rPr>
+      </w:r>
+    </w:p>
+    <w:p>
+      <w:pPr>
+        <w:numPr>
+          <w:ilvl w:val="0"/>
+          <w:numId w:val="0"/>
+        </w:numPr>
         <w:ind w:firstLine="420" w:firstLineChars="0"/>
         <w:rPr>
           <w:rFonts w:hint="default"/>
@@ -1282,63 +2490,147 @@
           <w:rFonts w:hint="default"/>
           <w:lang w:val="en-US" w:eastAsia="zh-CN"/>
         </w:rPr>
-        <w:t>基于STM32的</w:t>
-      </w:r>
-      <w:r>
-        <w:rPr>
-          <w:rFonts w:hint="eastAsia"/>
-          <w:lang w:val="en-US" w:eastAsia="zh-CN"/>
-        </w:rPr>
-        <w:t>可语音控制的</w:t>
-      </w:r>
-      <w:r>
-        <w:rPr>
-          <w:rFonts w:hint="default"/>
-          <w:lang w:val="en-US" w:eastAsia="zh-CN"/>
-        </w:rPr>
-        <w:t>多功能</w:t>
-      </w:r>
-      <w:r>
-        <w:rPr>
-          <w:rFonts w:hint="eastAsia"/>
-          <w:lang w:val="en-US" w:eastAsia="zh-CN"/>
-        </w:rPr>
-        <w:t>（</w:t>
-      </w:r>
-      <w:r>
-        <w:rPr>
-          <w:rFonts w:hint="default"/>
-          <w:lang w:val="en-US" w:eastAsia="zh-CN"/>
-        </w:rPr>
-        <w:t>心率、血氧、体温监测及计步</w:t>
-      </w:r>
-      <w:r>
-        <w:rPr>
-          <w:rFonts w:hint="eastAsia"/>
-          <w:lang w:val="en-US" w:eastAsia="zh-CN"/>
-        </w:rPr>
-        <w:t>）</w:t>
-      </w:r>
-      <w:r>
-        <w:rPr>
-          <w:rFonts w:hint="default"/>
-          <w:lang w:val="en-US" w:eastAsia="zh-CN"/>
-        </w:rPr>
-        <w:t>健康监测</w:t>
-      </w:r>
-      <w:r>
-        <w:rPr>
-          <w:rFonts w:hint="eastAsia"/>
-          <w:lang w:val="en-US" w:eastAsia="zh-CN"/>
-        </w:rPr>
-        <w:t>显时</w:t>
-      </w:r>
-      <w:r>
-        <w:rPr>
-          <w:rFonts w:hint="default"/>
-          <w:lang w:val="en-US" w:eastAsia="zh-CN"/>
-        </w:rPr>
-        <w:t>手环设计</w:t>
+        <w:t>本系统集成7个硬件模块，通信接口涵盖I2C x 2、UART x 2、1-Wire x 1、GPIO模拟SPI x 1共四种协议。主要协同难点包括：(1)MAX30102（100Hz采样，每10ms产生一组FIFO数据）与MPU6050共用I2C1总线，若不加互斥锁控制，OLED等设备的I2C事务可能阻塞MAX30102的FIFO读取，导致32深度FIFO在320ms内溢出丢数。本系统通过FreeRTOS互斥锁对每次I2C事务加锁，并将传感器采集任务优先级设为系统最高（优先级3），确保PPG数据读取不被低优先级任务饿死。(2)DS18B20的1-Wire时序要求微秒级精确延迟（如复位脉冲480us、读时隙60us），而FreeRTOS的抢占式调度可能在时序关键段被高优先级任务打断，造成通信失败。本系统通过进入临界区（taskENTER_CRITICAL）临时关中断来保护1-Wire时序。(3)各模块供电电压不一：HC-05和ASR PRO需5V供电，MAX30102和MPU6050需3.3V供电，接线时需仔细核对避免烧毁模块。</w:t>
+      </w:r>
+    </w:p>
+    <w:p>
+      <w:pPr>
+        <w:numPr>
+          <w:ilvl w:val="0"/>
+          <w:numId w:val="0"/>
+        </w:numPr>
+        <w:rPr>
+          <w:rFonts w:hint="default"/>
+          <w:lang w:val="en-US" w:eastAsia="zh-CN"/>
+        </w:rPr>
+      </w:pPr>
+      <w:r>
+        <w:rPr>
+          <w:rFonts w:hint="eastAsia"/>
+          <w:lang w:val="en-US" w:eastAsia="zh-CN"/>
+        </w:rPr>
+        <w:t>2.</w:t>
+      </w:r>
+      <w:r>
+        <w:rPr>
+          <w:rFonts w:hint="default"/>
+          <w:lang w:val="en-US" w:eastAsia="zh-CN"/>
+        </w:rPr>
+        <w:t>生理传感器数据噪声干扰与精度优化</w:t>
+      </w:r>
+    </w:p>
+    <w:p>
+      <w:pPr>
+        <w:numPr>
+          <w:ilvl w:val="0"/>
+          <w:numId w:val="0"/>
+        </w:numPr>
+        <w:ind w:firstLine="420" w:firstLineChars="0"/>
+        <w:rPr>
+          <w:rFonts w:hint="default"/>
+          <w:lang w:val="en-US" w:eastAsia="zh-CN"/>
+        </w:rPr>
+      </w:pPr>
+      <w:r>
+        <w:rPr>
+          <w:rFonts w:hint="default"/>
+          <w:lang w:val="en-US" w:eastAsia="zh-CN"/>
+        </w:rPr>
+        <w:t>（补偿量 = 3.5 - 0.05 × (T_ambient - 25)摄氏度）估算核心体温，并在软件层限制补偿范围[2.0, 4.5]摄氏度以避免异常值。由于 DS18B20 测量皮肤温度受接触面散热影响偏低约 1 ℃，代码基础偏移量已由 2.5 ℃ 调高至 3.5 ℃ 以保证静态常温下估算体温落在 36.0~37.3 ℃ 区间。</w:t>
+      </w:r>
+    </w:p>
+    <w:p>
+      <w:pPr>
+        <w:numPr>
+          <w:ilvl w:val="0"/>
+          <w:numId w:val="0"/>
+        </w:numPr>
+        <w:rPr>
+          <w:rFonts w:hint="default"/>
+          <w:lang w:val="en-US" w:eastAsia="zh-CN"/>
+        </w:rPr>
+      </w:pPr>
+      <w:r>
+        <w:rPr>
+          <w:rFonts w:hint="eastAsia"/>
+          <w:lang w:val="en-US" w:eastAsia="zh-CN"/>
+        </w:rPr>
+        <w:t>3.</w:t>
+      </w:r>
+      <w:r>
+        <w:rPr>
+          <w:rFonts w:hint="default"/>
+          <w:lang w:val="en-US" w:eastAsia="zh-CN"/>
+        </w:rPr>
+        <w:t>智能计步算法误判问题</w:t>
+      </w:r>
+    </w:p>
+    <w:p>
+      <w:pPr>
+        <w:numPr>
+          <w:ilvl w:val="0"/>
+          <w:numId w:val="0"/>
+        </w:numPr>
+        <w:ind w:firstLine="420" w:firstLineChars="0"/>
+        <w:rPr>
+          <w:rFonts w:hint="default"/>
+          <w:lang w:val="en-US" w:eastAsia="zh-CN"/>
+        </w:rPr>
+      </w:pPr>
+      <w:r>
+        <w:rPr>
+          <w:rFonts w:hint="default"/>
+          <w:lang w:val="en-US" w:eastAsia="zh-CN"/>
+        </w:rPr>
+        <w:t>步态检测采用滞回峰值检测（acc 越过 eff_thr 视为待确认步态峰，acc 跌回 eff_thr/2 以下才正式计步）以拒绝阈值附近的噪声抖动。同时设置最小步间隔 300 ms（对应最大步频约 200 步/分，兼顾跑步场景）滤除高频抖动伪步；并设自适应阈值下限 STEP_MIN_THRESH = 200，防止静止状态下传感器底噪被误计为步伐。通过步频和静默时长两个特征将运动状态自动分类为步行、跑步、晃动和静止。该方案在正常步行条件下计步准确率可达 90% 以上，跑步时极少漏计（最小步间隔已由 400 ms 调为 300 ms 适配 200 spm 跑步步频），剧烈晃动时偶有多计（因晃动幅度突破自适应阈值），这是单惯性传感器方案的固有局限。</w:t>
+        <w:br/>
+        <w:t>代码层面：滞回状态机用 step_armed 单 bit 表示：0=待上升越过阈值（armed = false），1=已越过待回落（armed = true）；acc 跌回 eff_thr × 0.5 以下 → step_armed 清零 + 步数++，整段进 taskENTER_CRITICAL 保护。</w:t>
+      </w:r>
+    </w:p>
+    <w:p>
+      <w:pPr>
+        <w:numPr>
+          <w:ilvl w:val="0"/>
+          <w:numId w:val="0"/>
+        </w:numPr>
+        <w:rPr>
+          <w:rFonts w:hint="default"/>
+          <w:lang w:val="en-US" w:eastAsia="zh-CN"/>
+        </w:rPr>
+      </w:pPr>
+      <w:r>
+        <w:rPr>
+          <w:rFonts w:hint="eastAsia"/>
+          <w:lang w:val="en-US" w:eastAsia="zh-CN"/>
+        </w:rPr>
+        <w:t>4.</w:t>
+      </w:r>
+      <w:r>
+        <w:rPr>
+          <w:rFonts w:hint="default"/>
+          <w:lang w:val="en-US" w:eastAsia="zh-CN"/>
+        </w:rPr>
+        <w:t>离线语音识别稳定性与抗干扰性不足</w:t>
+      </w:r>
+    </w:p>
+    <w:p>
+      <w:pPr>
+        <w:numPr>
+          <w:ilvl w:val="0"/>
+          <w:numId w:val="0"/>
+        </w:numPr>
+        <w:ind w:firstLine="420" w:firstLineChars="0"/>
+        <w:rPr>
+          <w:rFonts w:hint="default"/>
+          <w:lang w:val="en-US" w:eastAsia="zh-CN"/>
+        </w:rPr>
+      </w:pPr>
+      <w:r>
+        <w:rPr>
+          <w:rFonts w:hint="default"/>
+          <w:lang w:val="en-US" w:eastAsia="zh-CN"/>
+        </w:rPr>
+        <w:t>ASR PRO离线语音模块通过UART2以单字节指令码（0x01-0x09共9条指令）与主控通信。实际使用中面临两个问题：(1)环境噪声或非指令语音可能使模块输出虚假识别结果，例如随机噪声字节0x08恰好对应翻页指令，导致屏幕异常翻页。本系统通过软件冷却机制（同一指令2秒内仅响应一次）进行过滤。(2)UART2接收缓冲区在连续接收时可能出现溢出错误（ORE标志置位后UART停止接收），需在每次轮询时主动检测并清除ORE标志，确保接收通道不锁死。</w:t>
       </w:r>
     </w:p>
     <w:p>
@@ -1351,1486 +2643,14 @@
         <w:bidi w:val="0"/>
         <w:ind w:left="0" w:leftChars="0" w:firstLine="0" w:firstLineChars="0"/>
         <w:rPr>
-          <w:rFonts w:hint="default" w:ascii="黑体" w:hAnsi="黑体" w:eastAsia="黑体" w:cs="黑体"/>
-          <w:sz w:val="32"/>
-          <w:szCs w:val="32"/>
-          <w:lang w:val="en-US" w:eastAsia="zh-CN"/>
-        </w:rPr>
-      </w:pPr>
-      <w:bookmarkStart w:id="1" w:name="_Toc17322"/>
-      <w:r>
-        <w:rPr>
-          <w:rFonts w:hint="default" w:ascii="黑体" w:hAnsi="黑体" w:eastAsia="黑体" w:cs="黑体"/>
-          <w:sz w:val="32"/>
-          <w:szCs w:val="32"/>
-          <w:lang w:val="en-US" w:eastAsia="zh-CN"/>
-        </w:rPr>
-        <w:t>背景与意义</w:t>
-      </w:r>
-      <w:bookmarkEnd w:id="1"/>
-    </w:p>
-    <w:p>
-      <w:pPr>
-        <w:rPr>
-          <w:rFonts w:hint="default"/>
-          <w:lang w:val="en-US" w:eastAsia="zh-CN"/>
-        </w:rPr>
-      </w:pPr>
-      <w:r>
-        <w:rPr>
-          <w:rFonts w:hint="default"/>
-          <w:lang w:val="en-US" w:eastAsia="zh-CN"/>
-        </w:rPr>
-        <w:t>（一）研究背景</w:t>
-      </w:r>
-    </w:p>
-    <w:p>
-      <w:pPr>
-        <w:ind w:firstLine="420" w:firstLineChars="0"/>
-        <w:rPr>
-          <w:rFonts w:hint="default"/>
-          <w:lang w:val="en-US" w:eastAsia="zh-CN"/>
-        </w:rPr>
-      </w:pPr>
-      <w:r>
-        <w:rPr>
-          <w:rFonts w:hint="default"/>
-          <w:lang w:val="en-US" w:eastAsia="zh-CN"/>
-        </w:rPr>
-        <w:t>随着人们健康管理意识的不断提升，能够实时采集人体生理参数，帮助用户及时掌握自身健康状况</w:t>
-      </w:r>
-      <w:r>
-        <w:rPr>
-          <w:rFonts w:hint="eastAsia"/>
-          <w:lang w:val="en-US" w:eastAsia="zh-CN"/>
-        </w:rPr>
-        <w:t>的</w:t>
-      </w:r>
-      <w:r>
-        <w:rPr>
-          <w:rFonts w:hint="default"/>
-          <w:lang w:val="en-US" w:eastAsia="zh-CN"/>
-        </w:rPr>
-        <w:t>便携式可穿戴健康监测设备，逐渐成为日常健康监护的热门产品。而STM32单片机凭借体积小、功耗低、处理能力强的优势，成为小型可穿戴设备的核心控制单元</w:t>
-      </w:r>
-      <w:r>
-        <w:rPr>
-          <w:rFonts w:hint="eastAsia"/>
-          <w:lang w:val="en-US" w:eastAsia="zh-CN"/>
-        </w:rPr>
-        <w:t>，配合</w:t>
-      </w:r>
-      <w:r>
-        <w:rPr>
-          <w:rFonts w:hint="default"/>
-          <w:lang w:val="en-US" w:eastAsia="zh-CN"/>
-        </w:rPr>
-        <w:t>蓝牙无线通信技术则可实现数据的便捷传输</w:t>
-      </w:r>
-      <w:r>
-        <w:rPr>
-          <w:rFonts w:hint="eastAsia"/>
-          <w:lang w:val="en-US" w:eastAsia="zh-CN"/>
-        </w:rPr>
-        <w:t>与记录</w:t>
-      </w:r>
-      <w:r>
-        <w:rPr>
-          <w:rFonts w:hint="default"/>
-          <w:lang w:val="en-US" w:eastAsia="zh-CN"/>
-        </w:rPr>
-        <w:t>，</w:t>
-      </w:r>
-      <w:r>
-        <w:rPr>
-          <w:rFonts w:hint="eastAsia"/>
-          <w:lang w:val="en-US" w:eastAsia="zh-CN"/>
-        </w:rPr>
-        <w:t>方便使用者观察和留意自己的健康情况。</w:t>
-      </w:r>
-      <w:r>
-        <w:rPr>
-          <w:rFonts w:hint="default"/>
-          <w:lang w:val="en-US" w:eastAsia="zh-CN"/>
-        </w:rPr>
-        <w:t xml:space="preserve"> </w:t>
-      </w:r>
-      <w:bookmarkStart w:id="8" w:name="_GoBack"/>
-      <w:bookmarkEnd w:id="8"/>
-    </w:p>
-    <w:p>
-      <w:pPr>
-        <w:rPr>
-          <w:rFonts w:hint="default"/>
-          <w:lang w:val="en-US" w:eastAsia="zh-CN"/>
-        </w:rPr>
-      </w:pPr>
-      <w:r>
-        <w:rPr>
-          <w:rFonts w:hint="default"/>
-          <w:lang w:val="en-US" w:eastAsia="zh-CN"/>
-        </w:rPr>
-        <w:t>（二）研究意义</w:t>
-      </w:r>
-    </w:p>
-    <w:p>
-      <w:pPr>
-        <w:ind w:firstLine="420" w:firstLineChars="0"/>
-        <w:rPr>
-          <w:rFonts w:hint="default"/>
-          <w:lang w:val="en-US" w:eastAsia="zh-CN"/>
-        </w:rPr>
-      </w:pPr>
-      <w:r>
-        <w:rPr>
-          <w:rFonts w:hint="default"/>
-          <w:lang w:val="en-US" w:eastAsia="zh-CN"/>
-        </w:rPr>
-        <w:t>本课题设计的</w:t>
-      </w:r>
-      <w:r>
-        <w:rPr>
-          <w:rFonts w:hint="eastAsia"/>
-          <w:lang w:val="en-US" w:eastAsia="zh-CN"/>
-        </w:rPr>
-        <w:t>显时</w:t>
-      </w:r>
-      <w:r>
-        <w:rPr>
-          <w:rFonts w:hint="default"/>
-          <w:lang w:val="en-US" w:eastAsia="zh-CN"/>
-        </w:rPr>
-        <w:t>多功能健康监测手环，集成心率、血氧、体温监测</w:t>
-      </w:r>
-      <w:r>
-        <w:rPr>
-          <w:rFonts w:hint="eastAsia"/>
-          <w:lang w:val="en-US" w:eastAsia="zh-CN"/>
-        </w:rPr>
-        <w:t>、</w:t>
-      </w:r>
-      <w:r>
-        <w:rPr>
-          <w:rFonts w:hint="default"/>
-          <w:lang w:val="en-US" w:eastAsia="zh-CN"/>
-        </w:rPr>
-        <w:t>计步</w:t>
-      </w:r>
-      <w:r>
-        <w:rPr>
-          <w:rFonts w:hint="eastAsia"/>
-          <w:lang w:val="en-US" w:eastAsia="zh-CN"/>
-        </w:rPr>
-        <w:t>及语音控制五</w:t>
-      </w:r>
-      <w:r>
-        <w:rPr>
-          <w:rFonts w:hint="default"/>
-          <w:lang w:val="en-US" w:eastAsia="zh-CN"/>
-        </w:rPr>
-        <w:t>大核心功能，以STM32单片机为控制核心，结合</w:t>
-      </w:r>
-      <w:r>
-        <w:rPr>
-          <w:rFonts w:hint="eastAsia"/>
-          <w:lang w:val="en-US" w:eastAsia="zh-CN"/>
-        </w:rPr>
-        <w:t>高灵敏度</w:t>
-      </w:r>
-      <w:r>
-        <w:rPr>
-          <w:rFonts w:hint="default"/>
-          <w:lang w:val="en-US" w:eastAsia="zh-CN"/>
-        </w:rPr>
-        <w:t>传感器</w:t>
-      </w:r>
-      <w:r>
-        <w:rPr>
-          <w:rFonts w:hint="eastAsia"/>
-          <w:lang w:val="en-US" w:eastAsia="zh-CN"/>
-        </w:rPr>
-        <w:t>、语音控制</w:t>
-      </w:r>
-      <w:r>
-        <w:rPr>
-          <w:rFonts w:hint="default"/>
-          <w:lang w:val="en-US" w:eastAsia="zh-CN"/>
-        </w:rPr>
-        <w:t>与蓝牙通信模块，打造一款便携、实用的健康监测设备。</w:t>
-      </w:r>
-    </w:p>
-    <w:p>
-      <w:pPr>
-        <w:ind w:firstLine="420" w:firstLineChars="0"/>
-        <w:rPr>
-          <w:rFonts w:hint="default"/>
-          <w:lang w:val="en-US" w:eastAsia="zh-CN"/>
-        </w:rPr>
-      </w:pPr>
-      <w:r>
-        <w:rPr>
-          <w:rFonts w:hint="default"/>
-          <w:lang w:val="en-US" w:eastAsia="zh-CN"/>
-        </w:rPr>
-        <w:t>该设计具备较强的实用性与观赏性，能够有效锻炼嵌入式系统开发、硬件电路搭建及软件编程能力，同时也为简易健康监测设备的开发提供了实践方案。</w:t>
-      </w:r>
-    </w:p>
-    <w:p>
-      <w:pPr>
-        <w:pStyle w:val="2"/>
-        <w:numPr>
-          <w:ilvl w:val="0"/>
-          <w:numId w:val="1"/>
-        </w:numPr>
-        <w:bidi w:val="0"/>
-        <w:ind w:left="0" w:leftChars="0" w:firstLine="0" w:firstLineChars="0"/>
-        <w:rPr>
-          <w:rFonts w:hint="default" w:ascii="黑体" w:hAnsi="黑体" w:eastAsia="黑体" w:cs="黑体"/>
-          <w:sz w:val="32"/>
-          <w:szCs w:val="32"/>
-          <w:lang w:val="en-US" w:eastAsia="zh-CN"/>
-        </w:rPr>
-      </w:pPr>
-      <w:bookmarkStart w:id="2" w:name="_Toc21932"/>
-      <w:r>
-        <w:rPr>
-          <w:rFonts w:hint="default" w:ascii="黑体" w:hAnsi="黑体" w:eastAsia="黑体" w:cs="黑体"/>
-          <w:sz w:val="32"/>
-          <w:szCs w:val="32"/>
-          <w:lang w:val="en-US" w:eastAsia="zh-CN"/>
-        </w:rPr>
-        <w:t>研究现状</w:t>
-      </w:r>
-      <w:bookmarkEnd w:id="2"/>
-    </w:p>
-    <w:p>
-      <w:pPr>
-        <w:ind w:firstLine="420" w:firstLineChars="0"/>
-        <w:rPr>
-          <w:rFonts w:hint="default"/>
-          <w:lang w:val="en-US" w:eastAsia="zh-CN"/>
-        </w:rPr>
-      </w:pPr>
-      <w:r>
-        <w:rPr>
-          <w:rFonts w:hint="default"/>
-          <w:lang w:val="en-US" w:eastAsia="zh-CN"/>
-        </w:rPr>
-        <w:t>目前，国内外智能健康监测设备已逐步普及，高端智能手环、手表具备完善的健康监测与数据互联功能，但大多成本较高、开发流程复杂。</w:t>
-      </w:r>
-      <w:r>
-        <w:rPr>
-          <w:rFonts w:hint="eastAsia"/>
-          <w:lang w:val="en-US" w:eastAsia="zh-CN"/>
-        </w:rPr>
-        <w:t>而本次设计的</w:t>
-      </w:r>
-      <w:r>
-        <w:rPr>
-          <w:rFonts w:hint="default"/>
-          <w:lang w:val="en-US" w:eastAsia="zh-CN"/>
-        </w:rPr>
-        <w:t>简易健康监测设备，采用单片机作为主控，搭配</w:t>
-      </w:r>
-      <w:r>
-        <w:rPr>
-          <w:rFonts w:hint="eastAsia"/>
-          <w:lang w:val="en-US" w:eastAsia="zh-CN"/>
-        </w:rPr>
-        <w:t>多个</w:t>
-      </w:r>
-      <w:r>
-        <w:rPr>
-          <w:rFonts w:hint="default"/>
-          <w:lang w:val="en-US" w:eastAsia="zh-CN"/>
-        </w:rPr>
-        <w:t>单一传感器实现基础监测功能，加入蓝牙无线传输功能，集成化程度较低</w:t>
-      </w:r>
-      <w:r>
-        <w:rPr>
-          <w:rFonts w:hint="eastAsia"/>
-          <w:lang w:val="en-US" w:eastAsia="zh-CN"/>
-        </w:rPr>
-        <w:t>，</w:t>
-      </w:r>
-      <w:r>
-        <w:rPr>
-          <w:rFonts w:hint="default"/>
-          <w:lang w:val="en-US" w:eastAsia="zh-CN"/>
-        </w:rPr>
-        <w:t>既避免了过度复杂的开发流程，又实现了多功能一体化设计，</w:t>
-      </w:r>
-      <w:r>
-        <w:rPr>
-          <w:rFonts w:hint="eastAsia"/>
-          <w:lang w:val="en-US" w:eastAsia="zh-CN"/>
-        </w:rPr>
-        <w:t>满足</w:t>
-      </w:r>
-      <w:r>
-        <w:rPr>
-          <w:rFonts w:hint="default"/>
-          <w:lang w:val="en-US" w:eastAsia="zh-CN"/>
-        </w:rPr>
-        <w:t>多功能健康监测手环的简易化、低成本开发需求。</w:t>
-      </w:r>
-    </w:p>
-    <w:p>
-      <w:pPr>
-        <w:pStyle w:val="2"/>
-        <w:numPr>
-          <w:ilvl w:val="0"/>
-          <w:numId w:val="1"/>
-        </w:numPr>
-        <w:bidi w:val="0"/>
-        <w:ind w:left="0" w:leftChars="0" w:firstLine="0" w:firstLineChars="0"/>
-        <w:rPr>
-          <w:rFonts w:hint="default" w:ascii="黑体" w:hAnsi="黑体" w:eastAsia="黑体" w:cs="黑体"/>
-          <w:sz w:val="32"/>
-          <w:szCs w:val="32"/>
-          <w:lang w:val="en-US" w:eastAsia="zh-CN"/>
-        </w:rPr>
-      </w:pPr>
-      <w:bookmarkStart w:id="3" w:name="_Toc16806"/>
-      <w:r>
-        <w:rPr>
-          <w:rFonts w:hint="default" w:ascii="黑体" w:hAnsi="黑体" w:eastAsia="黑体" w:cs="黑体"/>
-          <w:sz w:val="32"/>
-          <w:szCs w:val="32"/>
-          <w:lang w:val="en-US" w:eastAsia="zh-CN"/>
-        </w:rPr>
-        <w:t>研究</w:t>
-      </w:r>
-      <w:r>
-        <w:rPr>
-          <w:rFonts w:hint="eastAsia" w:ascii="黑体" w:hAnsi="黑体" w:eastAsia="黑体" w:cs="黑体"/>
-          <w:sz w:val="32"/>
-          <w:szCs w:val="32"/>
-          <w:lang w:val="en-US" w:eastAsia="zh-CN"/>
-        </w:rPr>
-        <w:t>目的及</w:t>
-      </w:r>
-      <w:r>
-        <w:rPr>
-          <w:rFonts w:hint="default" w:ascii="黑体" w:hAnsi="黑体" w:eastAsia="黑体" w:cs="黑体"/>
-          <w:sz w:val="32"/>
-          <w:szCs w:val="32"/>
-          <w:lang w:val="en-US" w:eastAsia="zh-CN"/>
-        </w:rPr>
-        <w:t>内容</w:t>
-      </w:r>
-      <w:bookmarkEnd w:id="3"/>
-    </w:p>
-    <w:p>
-      <w:pPr>
-        <w:ind w:firstLine="420" w:firstLineChars="0"/>
-        <w:rPr>
-          <w:rFonts w:hint="default"/>
-          <w:lang w:val="en-US" w:eastAsia="zh-CN"/>
-        </w:rPr>
-      </w:pPr>
-      <w:r>
-        <w:rPr>
-          <w:rFonts w:hint="default"/>
-          <w:lang w:val="en-US" w:eastAsia="zh-CN"/>
-        </w:rPr>
-        <w:t>本课题以STM32F103</w:t>
-      </w:r>
-      <w:r>
-        <w:rPr>
-          <w:rFonts w:hint="eastAsia"/>
-          <w:lang w:val="en-US" w:eastAsia="zh-CN"/>
-        </w:rPr>
-        <w:t>ZET6</w:t>
-      </w:r>
-      <w:r>
-        <w:rPr>
-          <w:rFonts w:hint="default"/>
-          <w:lang w:val="en-US" w:eastAsia="zh-CN"/>
-        </w:rPr>
-        <w:t>单片机为核心控制器，完成多功能健康监测手环的硬件设计、软件编程及系统调试，实现</w:t>
-      </w:r>
-      <w:r>
-        <w:rPr>
-          <w:rFonts w:hint="eastAsia"/>
-          <w:lang w:val="en-US" w:eastAsia="zh-CN"/>
-        </w:rPr>
-        <w:t>其核心</w:t>
-      </w:r>
-      <w:r>
-        <w:rPr>
-          <w:rFonts w:hint="default"/>
-          <w:lang w:val="en-US" w:eastAsia="zh-CN"/>
-        </w:rPr>
-        <w:t>功能</w:t>
-      </w:r>
-      <w:r>
-        <w:rPr>
-          <w:rFonts w:hint="eastAsia"/>
-          <w:lang w:val="en-US" w:eastAsia="zh-CN"/>
-        </w:rPr>
-        <w:t>并交付实物</w:t>
-      </w:r>
-      <w:r>
-        <w:rPr>
-          <w:rFonts w:hint="default"/>
-          <w:lang w:val="en-US" w:eastAsia="zh-CN"/>
-        </w:rPr>
-        <w:t>，具体研究内容如下：</w:t>
-      </w:r>
-    </w:p>
-    <w:p>
-      <w:pPr>
-        <w:rPr>
-          <w:rFonts w:hint="default"/>
-          <w:lang w:val="en-US" w:eastAsia="zh-CN"/>
-        </w:rPr>
-      </w:pPr>
-      <w:r>
-        <w:rPr>
-          <w:rFonts w:hint="default"/>
-          <w:lang w:val="en-US" w:eastAsia="zh-CN"/>
-        </w:rPr>
-        <w:t>1. 方案设计：确定系统整体架构，完成硬件选型</w:t>
-      </w:r>
-      <w:r>
-        <w:rPr>
-          <w:rFonts w:hint="eastAsia"/>
-          <w:lang w:val="en-US" w:eastAsia="zh-CN"/>
-        </w:rPr>
-        <w:t>：采用STM32</w:t>
-      </w:r>
-      <w:r>
-        <w:rPr>
-          <w:rFonts w:hint="default"/>
-          <w:lang w:val="en-US" w:eastAsia="zh-CN"/>
-        </w:rPr>
-        <w:t>主控、MAX30102心率血氧传感器、</w:t>
-      </w:r>
-      <w:r>
-        <w:rPr>
-          <w:rFonts w:hint="eastAsia"/>
-          <w:lang w:val="en-US" w:eastAsia="zh-CN"/>
-        </w:rPr>
-        <w:t>MAX30205</w:t>
-      </w:r>
-      <w:r>
-        <w:rPr>
-          <w:rFonts w:hint="default"/>
-          <w:lang w:val="en-US" w:eastAsia="zh-CN"/>
-        </w:rPr>
-        <w:t>体温传感器、MPU6050</w:t>
-      </w:r>
-      <w:r>
-        <w:rPr>
-          <w:rFonts w:hint="eastAsia"/>
-          <w:lang w:val="en-US" w:eastAsia="zh-CN"/>
-        </w:rPr>
-        <w:t>六轴陀螺仪加速度计</w:t>
-      </w:r>
-      <w:r>
-        <w:rPr>
-          <w:rFonts w:hint="default"/>
-          <w:lang w:val="en-US" w:eastAsia="zh-CN"/>
-        </w:rPr>
-        <w:t>、HC-05蓝牙模块</w:t>
-      </w:r>
-      <w:r>
-        <w:rPr>
-          <w:rFonts w:hint="eastAsia"/>
-          <w:lang w:val="en-US" w:eastAsia="zh-CN"/>
-        </w:rPr>
-        <w:t>、DS3231实时时钟模块、LD3320语音识别模块</w:t>
-      </w:r>
-      <w:r>
-        <w:rPr>
-          <w:rFonts w:hint="default"/>
-          <w:lang w:val="en-US" w:eastAsia="zh-CN"/>
-        </w:rPr>
-        <w:t>及OLED显示屏；</w:t>
-      </w:r>
-    </w:p>
-    <w:p>
-      <w:pPr>
-        <w:rPr>
-          <w:rFonts w:hint="default"/>
-          <w:lang w:val="en-US" w:eastAsia="zh-CN"/>
-        </w:rPr>
-      </w:pPr>
-      <w:r>
-        <w:rPr>
-          <w:rFonts w:hint="eastAsia"/>
-          <w:lang w:val="en-US" w:eastAsia="zh-CN"/>
-        </w:rPr>
-        <w:t>2</w:t>
-      </w:r>
-      <w:r>
-        <w:rPr>
-          <w:rFonts w:hint="default"/>
-          <w:lang w:val="en-US" w:eastAsia="zh-CN"/>
-        </w:rPr>
-        <w:t>. 软件开发：初始化各硬件模块，</w:t>
-      </w:r>
-      <w:r>
-        <w:rPr>
-          <w:rFonts w:hint="eastAsia"/>
-          <w:lang w:val="en-US" w:eastAsia="zh-CN"/>
-        </w:rPr>
-        <w:t>分别</w:t>
-      </w:r>
-      <w:r>
-        <w:rPr>
-          <w:rFonts w:hint="default"/>
-          <w:lang w:val="en-US" w:eastAsia="zh-CN"/>
-        </w:rPr>
-        <w:t>编写数据采集、数据滤波处理、OLED显示、蓝牙传输、计步算法</w:t>
-      </w:r>
-      <w:r>
-        <w:rPr>
-          <w:rFonts w:hint="eastAsia"/>
-          <w:lang w:val="en-US" w:eastAsia="zh-CN"/>
-        </w:rPr>
-        <w:t>、语音识别与控制等</w:t>
-      </w:r>
-      <w:r>
-        <w:rPr>
-          <w:rFonts w:hint="default"/>
-          <w:lang w:val="en-US" w:eastAsia="zh-CN"/>
-        </w:rPr>
-        <w:t>程序；</w:t>
-      </w:r>
-    </w:p>
-    <w:p>
-      <w:pPr>
-        <w:rPr>
-          <w:rFonts w:hint="default"/>
-          <w:lang w:val="en-US" w:eastAsia="zh-CN"/>
-        </w:rPr>
-      </w:pPr>
-      <w:r>
-        <w:rPr>
-          <w:rFonts w:hint="eastAsia"/>
-          <w:lang w:val="en-US" w:eastAsia="zh-CN"/>
-        </w:rPr>
-        <w:t>3</w:t>
-      </w:r>
-      <w:r>
-        <w:rPr>
-          <w:rFonts w:hint="default"/>
-          <w:lang w:val="en-US" w:eastAsia="zh-CN"/>
-        </w:rPr>
-        <w:t>. 系统调试：单独调试各模块功能，再进行整体联调，修正程序与硬件问题</w:t>
-      </w:r>
-      <w:r>
-        <w:rPr>
-          <w:rFonts w:hint="eastAsia"/>
-          <w:lang w:val="en-US" w:eastAsia="zh-CN"/>
-        </w:rPr>
-        <w:t>，</w:t>
-      </w:r>
-      <w:r>
-        <w:rPr>
-          <w:rFonts w:hint="default"/>
-          <w:lang w:val="en-US" w:eastAsia="zh-CN"/>
-        </w:rPr>
-        <w:t>测试系统各项功能，优化数据精度；</w:t>
-      </w:r>
-    </w:p>
-    <w:p>
-      <w:pPr>
-        <w:rPr>
-          <w:rFonts w:hint="default"/>
-          <w:lang w:val="en-US" w:eastAsia="zh-CN"/>
-        </w:rPr>
-      </w:pPr>
-      <w:r>
-        <w:rPr>
-          <w:rFonts w:hint="eastAsia"/>
-          <w:lang w:val="en-US" w:eastAsia="zh-CN"/>
-        </w:rPr>
-        <w:t>4</w:t>
-      </w:r>
-      <w:r>
-        <w:rPr>
-          <w:rFonts w:hint="default"/>
-          <w:lang w:val="en-US" w:eastAsia="zh-CN"/>
-        </w:rPr>
-        <w:t>. 课题总结</w:t>
-      </w:r>
-      <w:r>
-        <w:rPr>
-          <w:rFonts w:hint="eastAsia"/>
-          <w:lang w:val="en-US" w:eastAsia="zh-CN"/>
-        </w:rPr>
-        <w:t>：撰写完整的产品设计说明书</w:t>
-      </w:r>
-      <w:r>
-        <w:rPr>
-          <w:rFonts w:hint="default"/>
-          <w:lang w:val="en-US" w:eastAsia="zh-CN"/>
-        </w:rPr>
-        <w:t>。</w:t>
-      </w:r>
-    </w:p>
-    <w:p>
-      <w:pPr>
-        <w:pStyle w:val="2"/>
-        <w:numPr>
-          <w:ilvl w:val="0"/>
-          <w:numId w:val="1"/>
-        </w:numPr>
-        <w:bidi w:val="0"/>
-        <w:ind w:left="0" w:leftChars="0" w:firstLine="0" w:firstLineChars="0"/>
-        <w:rPr>
-          <w:rFonts w:hint="default" w:ascii="黑体" w:hAnsi="黑体" w:eastAsia="黑体" w:cs="黑体"/>
-          <w:sz w:val="32"/>
-          <w:szCs w:val="32"/>
-          <w:lang w:val="en-US" w:eastAsia="zh-CN"/>
-        </w:rPr>
-      </w:pPr>
-      <w:bookmarkStart w:id="4" w:name="_Toc27492"/>
-      <w:r>
-        <w:rPr>
-          <w:rFonts w:hint="default" w:ascii="黑体" w:hAnsi="黑体" w:eastAsia="黑体" w:cs="黑体"/>
-          <w:sz w:val="32"/>
-          <w:szCs w:val="32"/>
-          <w:lang w:val="en-US" w:eastAsia="zh-CN"/>
-        </w:rPr>
-        <w:t>技术指标</w:t>
-      </w:r>
-      <w:bookmarkEnd w:id="4"/>
-    </w:p>
-    <w:p>
-      <w:pPr>
-        <w:rPr>
-          <w:rFonts w:hint="default"/>
-          <w:lang w:val="en-US" w:eastAsia="zh-CN"/>
-        </w:rPr>
-      </w:pPr>
-      <w:r>
-        <w:rPr>
-          <w:rFonts w:hint="default"/>
-          <w:lang w:val="en-US" w:eastAsia="zh-CN"/>
-        </w:rPr>
-        <w:t>1. 主控芯片：STM32F103</w:t>
-      </w:r>
-      <w:r>
-        <w:rPr>
-          <w:rFonts w:hint="eastAsia"/>
-          <w:lang w:val="en-US" w:eastAsia="zh-CN"/>
-        </w:rPr>
-        <w:t>ZE</w:t>
-      </w:r>
-      <w:r>
-        <w:rPr>
-          <w:rFonts w:hint="default"/>
-          <w:lang w:val="en-US" w:eastAsia="zh-CN"/>
-        </w:rPr>
-        <w:t>T6；</w:t>
-      </w:r>
-    </w:p>
-    <w:p>
-      <w:pPr>
-        <w:rPr>
-          <w:rFonts w:hint="default"/>
-          <w:lang w:val="en-US" w:eastAsia="zh-CN"/>
-        </w:rPr>
-      </w:pPr>
-      <w:r>
-        <w:rPr>
-          <w:rFonts w:hint="default"/>
-          <w:lang w:val="en-US" w:eastAsia="zh-CN"/>
-        </w:rPr>
-        <w:t>2. 监测功能：实时监测</w:t>
-      </w:r>
-      <w:r>
-        <w:rPr>
-          <w:rFonts w:hint="eastAsia"/>
-          <w:lang w:val="en-US" w:eastAsia="zh-CN"/>
-        </w:rPr>
-        <w:t>并记录</w:t>
-      </w:r>
-      <w:r>
-        <w:rPr>
-          <w:rFonts w:hint="default"/>
-          <w:lang w:val="en-US" w:eastAsia="zh-CN"/>
-        </w:rPr>
-        <w:t>，走路自动计步</w:t>
-      </w:r>
-      <w:r>
-        <w:rPr>
-          <w:rFonts w:hint="eastAsia"/>
-          <w:lang w:val="en-US" w:eastAsia="zh-CN"/>
-        </w:rPr>
-        <w:t>，</w:t>
-      </w:r>
-      <w:r>
-        <w:rPr>
-          <w:rFonts w:hint="default"/>
-          <w:lang w:val="en-US" w:eastAsia="zh-CN"/>
-        </w:rPr>
-        <w:t>心率测量误差 ≤ ±5bpm</w:t>
-      </w:r>
-      <w:r>
-        <w:rPr>
-          <w:rFonts w:hint="eastAsia"/>
-          <w:lang w:val="en-US" w:eastAsia="zh-CN"/>
-        </w:rPr>
-        <w:t>、</w:t>
-      </w:r>
-      <w:r>
-        <w:rPr>
-          <w:rFonts w:hint="default"/>
-          <w:lang w:val="en-US" w:eastAsia="zh-CN"/>
-        </w:rPr>
-        <w:t>血氧测量误差 ≤ ±3%</w:t>
-      </w:r>
-      <w:r>
-        <w:rPr>
-          <w:rFonts w:hint="eastAsia"/>
-          <w:lang w:val="en-US" w:eastAsia="zh-CN"/>
-        </w:rPr>
-        <w:t>、</w:t>
-      </w:r>
-      <w:r>
-        <w:rPr>
-          <w:rFonts w:hint="default"/>
-          <w:lang w:val="en-US" w:eastAsia="zh-CN"/>
-        </w:rPr>
-        <w:t>体温测量误差 ≤ ±0.3℃</w:t>
-      </w:r>
-      <w:r>
-        <w:rPr>
-          <w:rFonts w:hint="eastAsia"/>
-          <w:lang w:val="en-US" w:eastAsia="zh-CN"/>
-        </w:rPr>
-        <w:t>、</w:t>
-      </w:r>
-      <w:r>
-        <w:rPr>
-          <w:rFonts w:hint="default"/>
-          <w:lang w:val="en-US" w:eastAsia="zh-CN"/>
-        </w:rPr>
-        <w:t>计步准确率 ≥ 90%；</w:t>
-      </w:r>
-    </w:p>
-    <w:p>
-      <w:pPr>
-        <w:rPr>
-          <w:rFonts w:hint="default"/>
-          <w:lang w:val="en-US" w:eastAsia="zh-CN"/>
-        </w:rPr>
-      </w:pPr>
-      <w:r>
-        <w:rPr>
-          <w:rFonts w:hint="default"/>
-          <w:lang w:val="en-US" w:eastAsia="zh-CN"/>
-        </w:rPr>
-        <w:t>3. 显示方式：OLED屏本地显示数据；</w:t>
-      </w:r>
-    </w:p>
-    <w:p>
-      <w:pPr>
-        <w:rPr>
-          <w:rFonts w:hint="default"/>
-          <w:lang w:val="en-US" w:eastAsia="zh-CN"/>
-        </w:rPr>
-      </w:pPr>
-      <w:r>
-        <w:rPr>
-          <w:rFonts w:hint="default"/>
-          <w:lang w:val="en-US" w:eastAsia="zh-CN"/>
-        </w:rPr>
-        <w:t>4. 通信方式：HC-05蓝牙串口透传，波特率9600；</w:t>
-      </w:r>
-    </w:p>
-    <w:p>
-      <w:pPr>
-        <w:rPr>
-          <w:rFonts w:hint="default"/>
-          <w:lang w:val="en-US" w:eastAsia="zh-CN"/>
-        </w:rPr>
-      </w:pPr>
-      <w:r>
-        <w:rPr>
-          <w:rFonts w:hint="default"/>
-          <w:lang w:val="en-US" w:eastAsia="zh-CN"/>
-        </w:rPr>
-        <w:t>5. 供电方式：锂电池</w:t>
-      </w:r>
-      <w:r>
-        <w:rPr>
-          <w:rFonts w:hint="eastAsia"/>
-          <w:lang w:val="en-US" w:eastAsia="zh-CN"/>
-        </w:rPr>
-        <w:t>或实时</w:t>
-      </w:r>
-      <w:r>
-        <w:rPr>
-          <w:rFonts w:hint="default"/>
-          <w:lang w:val="en-US" w:eastAsia="zh-CN"/>
-        </w:rPr>
-        <w:t>供电，满足便携使用需求；</w:t>
-      </w:r>
-    </w:p>
-    <w:p>
-      <w:pPr>
-        <w:rPr>
-          <w:rFonts w:hint="default"/>
-          <w:lang w:val="en-US" w:eastAsia="zh-CN"/>
-        </w:rPr>
-      </w:pPr>
-      <w:r>
-        <w:rPr>
-          <w:rFonts w:hint="eastAsia"/>
-          <w:lang w:val="en-US" w:eastAsia="zh-CN"/>
-        </w:rPr>
-        <w:t>6. AI功能：</w:t>
-      </w:r>
-      <w:r>
-        <w:rPr>
-          <w:rFonts w:hint="default"/>
-          <w:lang w:val="en-US" w:eastAsia="zh-CN"/>
-        </w:rPr>
-        <w:t>支持</w:t>
-      </w:r>
-      <w:r>
-        <w:rPr>
-          <w:rFonts w:hint="eastAsia"/>
-          <w:lang w:val="en-US" w:eastAsia="zh-CN"/>
-        </w:rPr>
-        <w:t>多</w:t>
-      </w:r>
-      <w:r>
-        <w:rPr>
-          <w:rFonts w:hint="default"/>
-          <w:lang w:val="en-US" w:eastAsia="zh-CN"/>
-        </w:rPr>
-        <w:t>条离线指令，识别响应时间≤2秒，识别准确率≥85%</w:t>
-      </w:r>
-      <w:r>
-        <w:rPr>
-          <w:rFonts w:hint="eastAsia"/>
-          <w:lang w:val="en-US" w:eastAsia="zh-CN"/>
-        </w:rPr>
-        <w:t>；</w:t>
-      </w:r>
-    </w:p>
-    <w:p>
-      <w:pPr>
-        <w:rPr>
-          <w:rFonts w:hint="default"/>
-          <w:lang w:val="en-US" w:eastAsia="zh-CN"/>
-        </w:rPr>
-      </w:pPr>
-      <w:r>
-        <w:rPr>
-          <w:rFonts w:hint="eastAsia"/>
-          <w:lang w:val="en-US" w:eastAsia="zh-CN"/>
-        </w:rPr>
-        <w:t>7</w:t>
-      </w:r>
-      <w:r>
-        <w:rPr>
-          <w:rFonts w:hint="default"/>
-          <w:lang w:val="en-US" w:eastAsia="zh-CN"/>
-        </w:rPr>
-        <w:t>. 系统响应迅速，</w:t>
-      </w:r>
-      <w:r>
-        <w:rPr>
-          <w:rFonts w:hint="eastAsia"/>
-          <w:lang w:val="en-US" w:eastAsia="zh-CN"/>
-        </w:rPr>
-        <w:t>显示屏</w:t>
-      </w:r>
-      <w:r>
-        <w:rPr>
-          <w:rFonts w:hint="default"/>
-          <w:lang w:val="en-US" w:eastAsia="zh-CN"/>
-        </w:rPr>
-        <w:t>数据刷新间隔≤1秒，运行稳定无卡顿。</w:t>
-      </w:r>
-    </w:p>
-    <w:p>
-      <w:pPr>
-        <w:pStyle w:val="2"/>
-        <w:numPr>
-          <w:ilvl w:val="0"/>
-          <w:numId w:val="1"/>
-        </w:numPr>
-        <w:bidi w:val="0"/>
-        <w:ind w:left="0" w:leftChars="0" w:firstLine="0" w:firstLineChars="0"/>
-        <w:rPr>
-          <w:rFonts w:hint="default" w:ascii="黑体" w:hAnsi="黑体" w:eastAsia="黑体" w:cs="黑体"/>
-          <w:sz w:val="32"/>
-          <w:szCs w:val="32"/>
-          <w:lang w:val="en-US" w:eastAsia="zh-CN"/>
-        </w:rPr>
-      </w:pPr>
-      <w:bookmarkStart w:id="5" w:name="_Toc27157"/>
-      <w:r>
-        <w:rPr>
-          <w:rFonts w:hint="default" w:ascii="黑体" w:hAnsi="黑体" w:eastAsia="黑体" w:cs="黑体"/>
-          <w:sz w:val="32"/>
-          <w:szCs w:val="32"/>
-          <w:lang w:val="en-US" w:eastAsia="zh-CN"/>
-        </w:rPr>
-        <w:t>进度安排</w:t>
-      </w:r>
-      <w:bookmarkEnd w:id="5"/>
-    </w:p>
-    <w:p>
-      <w:pPr>
-        <w:rPr>
-          <w:rFonts w:hint="default"/>
-          <w:lang w:val="en-US" w:eastAsia="zh-CN"/>
-        </w:rPr>
-      </w:pPr>
-      <w:r>
-        <w:rPr>
-          <w:rFonts w:hint="default"/>
-          <w:lang w:val="en-US" w:eastAsia="zh-CN"/>
-        </w:rPr>
-        <w:t>1. 第</w:t>
-      </w:r>
-      <w:r>
-        <w:rPr>
-          <w:rFonts w:hint="eastAsia"/>
-          <w:lang w:val="en-US" w:eastAsia="zh-CN"/>
-        </w:rPr>
-        <w:t>7</w:t>
-      </w:r>
-      <w:r>
-        <w:rPr>
-          <w:rFonts w:hint="default"/>
-          <w:lang w:val="en-US" w:eastAsia="zh-CN"/>
-        </w:rPr>
-        <w:t>周：查阅相关资料，完成课题方案设计，确定硬件选型，撰写开题报告；</w:t>
-      </w:r>
-    </w:p>
-    <w:p>
-      <w:pPr>
-        <w:rPr>
-          <w:rFonts w:hint="default"/>
-          <w:lang w:val="en-US" w:eastAsia="zh-CN"/>
-        </w:rPr>
-      </w:pPr>
-      <w:r>
-        <w:rPr>
-          <w:rFonts w:hint="default"/>
-          <w:lang w:val="en-US" w:eastAsia="zh-CN"/>
-        </w:rPr>
-        <w:t>2. 第</w:t>
-      </w:r>
-      <w:r>
-        <w:rPr>
-          <w:rFonts w:hint="eastAsia"/>
-          <w:lang w:val="en-US" w:eastAsia="zh-CN"/>
-        </w:rPr>
-        <w:t>8</w:t>
-      </w:r>
-      <w:r>
-        <w:rPr>
-          <w:rFonts w:hint="default"/>
-          <w:lang w:val="en-US" w:eastAsia="zh-CN"/>
-        </w:rPr>
-        <w:t>周：搭建硬件电路，完成各模块接线，检查电路连接正确性</w:t>
-      </w:r>
-      <w:r>
-        <w:rPr>
-          <w:rFonts w:hint="eastAsia"/>
-          <w:lang w:val="en-US" w:eastAsia="zh-CN"/>
-        </w:rPr>
-        <w:t>，确保各模块运行正常</w:t>
-      </w:r>
-      <w:r>
-        <w:rPr>
-          <w:rFonts w:hint="default"/>
-          <w:lang w:val="en-US" w:eastAsia="zh-CN"/>
-        </w:rPr>
-        <w:t>；</w:t>
-      </w:r>
-    </w:p>
-    <w:p>
-      <w:pPr>
-        <w:rPr>
-          <w:rFonts w:hint="default"/>
-          <w:lang w:val="en-US" w:eastAsia="zh-CN"/>
-        </w:rPr>
-      </w:pPr>
-      <w:r>
-        <w:rPr>
-          <w:rFonts w:hint="default"/>
-          <w:lang w:val="en-US" w:eastAsia="zh-CN"/>
-        </w:rPr>
-        <w:t>3. 第</w:t>
-      </w:r>
-      <w:r>
-        <w:rPr>
-          <w:rFonts w:hint="eastAsia"/>
-          <w:lang w:val="en-US" w:eastAsia="zh-CN"/>
-        </w:rPr>
-        <w:t>9-12</w:t>
-      </w:r>
-      <w:r>
-        <w:rPr>
-          <w:rFonts w:hint="default"/>
-          <w:lang w:val="en-US" w:eastAsia="zh-CN"/>
-        </w:rPr>
-        <w:t>周：基于Keil开发环境，编写软件程序，分步调试各模块功能；</w:t>
-      </w:r>
-    </w:p>
-    <w:p>
-      <w:pPr>
-        <w:rPr>
-          <w:rFonts w:hint="default"/>
-          <w:lang w:val="en-US" w:eastAsia="zh-CN"/>
-        </w:rPr>
-      </w:pPr>
-      <w:r>
-        <w:rPr>
-          <w:rFonts w:hint="default"/>
-          <w:lang w:val="en-US" w:eastAsia="zh-CN"/>
-        </w:rPr>
-        <w:t>4. 第</w:t>
-      </w:r>
-      <w:r>
-        <w:rPr>
-          <w:rFonts w:hint="eastAsia"/>
-          <w:lang w:val="en-US" w:eastAsia="zh-CN"/>
-        </w:rPr>
-        <w:t>13-14</w:t>
-      </w:r>
-      <w:r>
-        <w:rPr>
-          <w:rFonts w:hint="default"/>
-          <w:lang w:val="en-US" w:eastAsia="zh-CN"/>
-        </w:rPr>
-        <w:t>周：进行系统整体联调，优化监测数据精度，完善各项功能；</w:t>
-      </w:r>
-    </w:p>
-    <w:p>
-      <w:pPr>
-        <w:rPr>
-          <w:rFonts w:hint="default"/>
-          <w:lang w:val="en-US" w:eastAsia="zh-CN"/>
-        </w:rPr>
-      </w:pPr>
-      <w:r>
-        <w:rPr>
-          <w:rFonts w:hint="default"/>
-          <w:lang w:val="en-US" w:eastAsia="zh-CN"/>
-        </w:rPr>
-        <w:t>5. </w:t>
-      </w:r>
-      <w:r>
-        <w:rPr>
-          <w:rFonts w:hint="eastAsia"/>
-          <w:lang w:val="en-US" w:eastAsia="zh-CN"/>
-        </w:rPr>
-        <w:t>第15-16周</w:t>
-      </w:r>
-      <w:r>
-        <w:rPr>
-          <w:rFonts w:hint="default"/>
-          <w:lang w:val="en-US" w:eastAsia="zh-CN"/>
-        </w:rPr>
-        <w:t>：整理设计资料，绘制原理图、流程图，完成</w:t>
-      </w:r>
-      <w:r>
-        <w:rPr>
-          <w:rFonts w:hint="eastAsia"/>
-          <w:lang w:val="en-US" w:eastAsia="zh-CN"/>
-        </w:rPr>
-        <w:t>产品设计说明书</w:t>
-      </w:r>
-      <w:r>
-        <w:rPr>
-          <w:rFonts w:hint="default"/>
-          <w:lang w:val="en-US" w:eastAsia="zh-CN"/>
-        </w:rPr>
-        <w:t>撰写</w:t>
-      </w:r>
-      <w:r>
-        <w:rPr>
-          <w:rFonts w:hint="eastAsia"/>
-          <w:lang w:val="en-US" w:eastAsia="zh-CN"/>
-        </w:rPr>
-        <w:t>并完成答辩</w:t>
-      </w:r>
-      <w:r>
-        <w:rPr>
-          <w:rFonts w:hint="default"/>
-          <w:lang w:val="en-US" w:eastAsia="zh-CN"/>
-        </w:rPr>
-        <w:t>。</w:t>
-      </w:r>
-    </w:p>
-    <w:p>
-      <w:pPr>
-        <w:pStyle w:val="2"/>
-        <w:numPr>
-          <w:ilvl w:val="0"/>
-          <w:numId w:val="1"/>
-        </w:numPr>
-        <w:bidi w:val="0"/>
-        <w:ind w:left="0" w:leftChars="0" w:firstLine="0" w:firstLineChars="0"/>
-        <w:rPr>
-          <w:rFonts w:hint="default" w:ascii="黑体" w:hAnsi="黑体" w:eastAsia="黑体" w:cs="黑体"/>
-          <w:sz w:val="32"/>
-          <w:szCs w:val="32"/>
-          <w:lang w:val="en-US" w:eastAsia="zh-CN"/>
-        </w:rPr>
-      </w:pPr>
-      <w:bookmarkStart w:id="6" w:name="_Toc27508"/>
-      <w:r>
-        <w:rPr>
-          <w:rFonts w:hint="eastAsia" w:ascii="黑体" w:hAnsi="黑体" w:eastAsia="黑体" w:cs="黑体"/>
-          <w:sz w:val="32"/>
-          <w:szCs w:val="32"/>
-          <w:lang w:val="en-US" w:eastAsia="zh-CN"/>
-        </w:rPr>
-        <w:t>技术路线及难点</w:t>
-      </w:r>
-      <w:bookmarkEnd w:id="6"/>
-    </w:p>
-    <w:p>
-      <w:pPr>
-        <w:ind w:firstLine="420" w:firstLineChars="0"/>
-        <w:rPr>
-          <w:rFonts w:hint="default"/>
-          <w:lang w:val="en-US" w:eastAsia="zh-CN"/>
-        </w:rPr>
-      </w:pPr>
-      <w:r>
-        <w:rPr>
-          <w:rFonts w:hint="eastAsia"/>
-          <w:lang w:val="en-US" w:eastAsia="zh-CN"/>
-        </w:rPr>
-        <w:t>（一）技术路线</w:t>
-      </w:r>
-    </w:p>
-    <w:p>
-      <w:pPr>
-        <w:ind w:firstLine="420" w:firstLineChars="0"/>
-        <w:rPr>
-          <w:rFonts w:hint="default"/>
-          <w:lang w:val="en-US" w:eastAsia="zh-CN"/>
-        </w:rPr>
-      </w:pPr>
-      <w:r>
-        <w:rPr>
-          <w:rFonts w:hint="default"/>
-          <w:lang w:val="en-US" w:eastAsia="zh-CN"/>
-        </w:rPr>
-        <w:t>首先进行课题需求分析与总体方案设计，明确功能需求，完成主控芯片、传感器模块、AI模块及外围器件的选型，确定系统整体架构与软硬件实现方案。</w:t>
-      </w:r>
-    </w:p>
-    <w:p>
-      <w:pPr>
-        <w:ind w:firstLine="420" w:firstLineChars="0"/>
-        <w:rPr>
-          <w:rFonts w:hint="default"/>
-          <w:lang w:val="en-US" w:eastAsia="zh-CN"/>
-        </w:rPr>
-      </w:pPr>
-      <w:r>
-        <w:rPr>
-          <w:rFonts w:hint="default"/>
-          <w:lang w:val="en-US" w:eastAsia="zh-CN"/>
-        </w:rPr>
-        <w:t>其次开展硬件系统设计，根据方案完成电路连接与硬件平台搭建，将STM32主控、</w:t>
-      </w:r>
-      <w:r>
-        <w:rPr>
-          <w:rFonts w:hint="eastAsia"/>
-          <w:lang w:val="en-US" w:eastAsia="zh-CN"/>
-        </w:rPr>
-        <w:t>各模块</w:t>
-      </w:r>
-      <w:r>
-        <w:rPr>
-          <w:rFonts w:hint="default"/>
-          <w:lang w:val="en-US" w:eastAsia="zh-CN"/>
-        </w:rPr>
-        <w:t>及OLED显示屏通过I2C总线与串口进行合理布线，完成硬件通电调试。</w:t>
-      </w:r>
-    </w:p>
-    <w:p>
-      <w:pPr>
-        <w:ind w:firstLine="420" w:firstLineChars="0"/>
-        <w:rPr>
-          <w:rFonts w:hint="default"/>
-          <w:lang w:val="en-US" w:eastAsia="zh-CN"/>
-        </w:rPr>
-      </w:pPr>
-      <w:r>
-        <w:rPr>
-          <w:rFonts w:hint="default"/>
-          <w:lang w:val="en-US" w:eastAsia="zh-CN"/>
-        </w:rPr>
-        <w:t>然后进入软件系统开发阶段，先完成系统时钟、GPIO、I2C、串口等基础初始化，再编写各模块驱动程序，包括OLED驱动、DS3231时钟驱动、各类传感器数据读取驱动等。在此基础上实现人工智能相关算法，包括基于MPU6050的智能计步算法、生理信号滤波算法，以及LD3320离线语音指令识别与解析程序。随后将数据采集、算法处理、界面显示、语音控制等逻辑进行整合，实现完整的系统功能。</w:t>
-      </w:r>
-    </w:p>
-    <w:p>
-      <w:pPr>
-        <w:ind w:firstLine="420" w:firstLineChars="0"/>
-        <w:rPr>
-          <w:rFonts w:hint="default"/>
-          <w:lang w:val="en-US" w:eastAsia="zh-CN"/>
-        </w:rPr>
-      </w:pPr>
-      <w:r>
-        <w:rPr>
-          <w:rFonts w:hint="default"/>
-          <w:lang w:val="en-US" w:eastAsia="zh-CN"/>
-        </w:rPr>
-        <w:t>之后进行系统联合调试与优化，先对各模块进行单独调试，确保数据采集、时间同步、语音识别等功能正常，再进行整体联调，解决模块冲突、数据漂移、识别不准确等问题，优化系统稳定性与响应速度。</w:t>
-      </w:r>
-    </w:p>
-    <w:p>
-      <w:pPr>
-        <w:ind w:firstLine="420" w:firstLineChars="0"/>
-        <w:rPr>
-          <w:rFonts w:hint="default"/>
-          <w:lang w:val="en-US" w:eastAsia="zh-CN"/>
-        </w:rPr>
-      </w:pPr>
-      <w:r>
-        <w:rPr>
-          <w:rFonts w:hint="default"/>
-          <w:lang w:val="en-US" w:eastAsia="zh-CN"/>
-        </w:rPr>
-        <w:t>最后对系统进行全面功能测试，验证各项指标是否达到设计要求，整理硬件原理图、程序流程图、测试数据等资料，完成课程设计报告的撰写与课题总结。</w:t>
-      </w:r>
-    </w:p>
-    <w:p>
-      <w:pPr>
-        <w:numPr>
-          <w:ilvl w:val="0"/>
-          <w:numId w:val="2"/>
-        </w:numPr>
-        <w:ind w:left="0" w:leftChars="0" w:firstLine="0" w:firstLineChars="0"/>
-        <w:rPr>
-          <w:rFonts w:hint="eastAsia"/>
-          <w:lang w:val="en-US" w:eastAsia="zh-CN"/>
-        </w:rPr>
-      </w:pPr>
-      <w:r>
-        <w:rPr>
-          <w:rFonts w:hint="eastAsia"/>
-          <w:lang w:val="en-US" w:eastAsia="zh-CN"/>
-        </w:rPr>
-        <w:t>技术难点</w:t>
-      </w:r>
-    </w:p>
-    <w:p>
-      <w:pPr>
-        <w:numPr>
-          <w:ilvl w:val="0"/>
-          <w:numId w:val="0"/>
-        </w:numPr>
-        <w:rPr>
-          <w:rFonts w:hint="default"/>
-          <w:lang w:val="en-US" w:eastAsia="zh-CN"/>
-        </w:rPr>
-      </w:pPr>
-      <w:r>
-        <w:rPr>
-          <w:rFonts w:hint="eastAsia"/>
-          <w:lang w:val="en-US" w:eastAsia="zh-CN"/>
-        </w:rPr>
-        <w:t>1.</w:t>
-      </w:r>
-      <w:r>
-        <w:rPr>
-          <w:rFonts w:hint="default"/>
-          <w:lang w:val="en-US" w:eastAsia="zh-CN"/>
-        </w:rPr>
-        <w:t>多模块硬件协同工作冲突</w:t>
-      </w:r>
-    </w:p>
-    <w:p>
-      <w:pPr>
-        <w:numPr>
-          <w:ilvl w:val="0"/>
-          <w:numId w:val="0"/>
-        </w:numPr>
-        <w:ind w:firstLine="420" w:firstLineChars="0"/>
-        <w:rPr>
-          <w:rFonts w:hint="default"/>
-          <w:lang w:val="en-US" w:eastAsia="zh-CN"/>
-        </w:rPr>
-      </w:pPr>
-      <w:r>
-        <w:rPr>
-          <w:rFonts w:hint="default"/>
-          <w:lang w:val="en-US" w:eastAsia="zh-CN"/>
-        </w:rPr>
-        <w:t>本系统集成STM32主控、MAX30102、MAX30205、MPU6050、DS3231、LD3320、OLED等多个硬件模块，多数模块采用I2C通信接口，易出现总线通信冲突、信号干扰、数据传输异常等问题；同时各模块供电需求不同，硬件接线复杂，易出现供电不稳定、硬件不兼容、接线错误导致的模块无法工作等问题，增加了硬件调试难度。</w:t>
-      </w:r>
-    </w:p>
-    <w:p>
-      <w:pPr>
-        <w:numPr>
-          <w:ilvl w:val="0"/>
-          <w:numId w:val="0"/>
-        </w:numPr>
-        <w:rPr>
-          <w:rFonts w:hint="default"/>
-          <w:lang w:val="en-US" w:eastAsia="zh-CN"/>
-        </w:rPr>
-      </w:pPr>
-      <w:r>
-        <w:rPr>
-          <w:rFonts w:hint="eastAsia"/>
-          <w:lang w:val="en-US" w:eastAsia="zh-CN"/>
-        </w:rPr>
-        <w:t>2.</w:t>
-      </w:r>
-      <w:r>
-        <w:rPr>
-          <w:rFonts w:hint="default"/>
-          <w:lang w:val="en-US" w:eastAsia="zh-CN"/>
-        </w:rPr>
-        <w:t>生理传感器数据噪声干扰与精度优化</w:t>
-      </w:r>
-    </w:p>
-    <w:p>
-      <w:pPr>
-        <w:numPr>
-          <w:ilvl w:val="0"/>
-          <w:numId w:val="0"/>
-        </w:numPr>
-        <w:ind w:firstLine="420" w:firstLineChars="0"/>
-        <w:rPr>
-          <w:rFonts w:hint="default"/>
-          <w:lang w:val="en-US" w:eastAsia="zh-CN"/>
-        </w:rPr>
-      </w:pPr>
-      <w:r>
-        <w:rPr>
-          <w:rFonts w:hint="default"/>
-          <w:lang w:val="en-US" w:eastAsia="zh-CN"/>
-        </w:rPr>
-        <w:t>MAX30102心率血氧传感器采集的原始信号易受人体运动、环境光线、皮肤接触状态影响，产生大量噪声数据，导致心率、血氧数值漂移、误差偏大；MAX30205体温传感器采集体表温度时，易受环境温度干扰，数据响应速度与精准度难以平衡，如何剔除干扰、提取有效生理数据，保证监测精度是核心技术难点。</w:t>
-      </w:r>
-    </w:p>
-    <w:p>
-      <w:pPr>
-        <w:numPr>
-          <w:ilvl w:val="0"/>
-          <w:numId w:val="0"/>
-        </w:numPr>
-        <w:rPr>
-          <w:rFonts w:hint="default"/>
-          <w:lang w:val="en-US" w:eastAsia="zh-CN"/>
-        </w:rPr>
-      </w:pPr>
-      <w:r>
-        <w:rPr>
-          <w:rFonts w:hint="eastAsia"/>
-          <w:lang w:val="en-US" w:eastAsia="zh-CN"/>
-        </w:rPr>
-        <w:t>3.</w:t>
-      </w:r>
-      <w:r>
-        <w:rPr>
-          <w:rFonts w:hint="default"/>
-          <w:lang w:val="en-US" w:eastAsia="zh-CN"/>
-        </w:rPr>
-        <w:t>智能计步算法误判问题</w:t>
-      </w:r>
-    </w:p>
-    <w:p>
-      <w:pPr>
-        <w:numPr>
-          <w:ilvl w:val="0"/>
-          <w:numId w:val="0"/>
-        </w:numPr>
-        <w:ind w:firstLine="420" w:firstLineChars="0"/>
-        <w:rPr>
-          <w:rFonts w:hint="default"/>
-          <w:lang w:val="en-US" w:eastAsia="zh-CN"/>
-        </w:rPr>
-      </w:pPr>
-      <w:r>
-        <w:rPr>
-          <w:rFonts w:hint="default"/>
-          <w:lang w:val="en-US" w:eastAsia="zh-CN"/>
-        </w:rPr>
-        <w:t>MPU6050采集的三轴加速度数据，无法直接区分人体走路、跑步动作与日常抖动、晃动等无效动作，易出现计步数据误计、漏计情况；简单阈值判断法适配性差，不同运动状态下计步准确率难以保证，实现精准的步态识别与计步是算法设计难点。</w:t>
-      </w:r>
-    </w:p>
-    <w:p>
-      <w:pPr>
-        <w:numPr>
-          <w:ilvl w:val="0"/>
-          <w:numId w:val="0"/>
-        </w:numPr>
-        <w:rPr>
-          <w:rFonts w:hint="default"/>
-          <w:lang w:val="en-US" w:eastAsia="zh-CN"/>
-        </w:rPr>
-      </w:pPr>
-      <w:r>
-        <w:rPr>
-          <w:rFonts w:hint="eastAsia"/>
-          <w:lang w:val="en-US" w:eastAsia="zh-CN"/>
-        </w:rPr>
-        <w:t>4.</w:t>
-      </w:r>
-      <w:r>
-        <w:rPr>
-          <w:rFonts w:hint="default"/>
-          <w:lang w:val="en-US" w:eastAsia="zh-CN"/>
-        </w:rPr>
-        <w:t>离线语音识别稳定性与抗干扰性不足</w:t>
-      </w:r>
-    </w:p>
-    <w:p>
-      <w:pPr>
-        <w:numPr>
-          <w:ilvl w:val="0"/>
-          <w:numId w:val="0"/>
-        </w:numPr>
-        <w:ind w:firstLine="420" w:firstLineChars="0"/>
-        <w:rPr>
-          <w:rFonts w:hint="default"/>
-          <w:lang w:val="en-US" w:eastAsia="zh-CN"/>
-        </w:rPr>
-      </w:pPr>
-      <w:r>
-        <w:rPr>
-          <w:rFonts w:hint="default"/>
-          <w:lang w:val="en-US" w:eastAsia="zh-CN"/>
-        </w:rPr>
-        <w:t>LD3320离线语音识别模块易受环境噪音、语音语速、发音清晰度影响，出现指令误识别、不响应、识别延迟等问题；同时语音模块与单片机串口通信需严格匹配时序，通信数据丢包、指令解析错误会影响语音控制功能的稳定性。</w:t>
-      </w:r>
-    </w:p>
-    <w:p>
-      <w:pPr>
-        <w:pStyle w:val="2"/>
-        <w:numPr>
-          <w:ilvl w:val="0"/>
-          <w:numId w:val="1"/>
-        </w:numPr>
-        <w:bidi w:val="0"/>
-        <w:ind w:left="0" w:leftChars="0" w:firstLine="0" w:firstLineChars="0"/>
-        <w:rPr>
-          <w:rFonts w:hint="eastAsia" w:ascii="黑体" w:hAnsi="黑体" w:eastAsia="黑体" w:cs="黑体"/>
-          <w:sz w:val="32"/>
-          <w:szCs w:val="32"/>
-          <w:lang w:val="en-US" w:eastAsia="zh-CN"/>
-        </w:rPr>
-      </w:pPr>
-      <w:bookmarkStart w:id="7" w:name="_Toc23414"/>
-      <w:r>
-        <w:rPr>
-          <w:rFonts w:hint="eastAsia" w:ascii="黑体" w:hAnsi="黑体" w:eastAsia="黑体" w:cs="黑体"/>
-          <w:sz w:val="32"/>
-          <w:szCs w:val="32"/>
+          <w:rFonts w:hint="eastAsia"/>
+          <w:lang w:val="en-US" w:eastAsia="zh-CN"/>
+        </w:rPr>
+      </w:pPr>
+      <w:bookmarkStart w:id="7" w:name="_Toc28598"/>
+      <w:r>
+        <w:rPr>
+          <w:rFonts w:hint="eastAsia"/>
           <w:lang w:val="en-US" w:eastAsia="zh-CN"/>
         </w:rPr>
         <w:t>预期成果和可行性分析</w:t>
@@ -2881,7 +2701,7 @@
           <w:rFonts w:hint="default"/>
           <w:lang w:val="en-US" w:eastAsia="zh-CN"/>
         </w:rPr>
-        <w:t>1. 完成一套基于STM32的多功能健康手环硬件实物，可稳定实现心率、血氧、体温、计步、时间显示及语音控制功能。</w:t>
+        <w:t>1. 完成一套基于STM32的多功能健康监测手环硬件样机，可稳定运行心率、血氧、体温、计步、时钟显示以及语音控制等全部设计功能，硬件接线规范、模块布局清晰。</w:t>
       </w:r>
     </w:p>
     <w:p>
@@ -2901,7 +2721,7 @@
           <w:rFonts w:hint="default"/>
           <w:lang w:val="en-US" w:eastAsia="zh-CN"/>
         </w:rPr>
-        <w:t>2. 完成完整可运行的STM32程序，包含传感器驱动、智能计步算法和LD3320语音识别功能。</w:t>
+        <w:t>2. 完成一套完整的嵌入式软件工程（Keil MDK5工程），包含：(1)4个FreeRTOS任务的调度框架和优先级设计；(2)I2C双总线硬件抽象层（含互斥锁、超时检测与总线自动复位）；(3)6个传感器/外设的底层驱动（MAX30102/MPU6050/DS18B20/DS1302/SSD1306/HC-05）；(4)PPG信号滤波与心率血氧提取算法、自适应阈值计步与活动分类算法、体表-核心温度补偿算法；(5)ASR PRO语音指令解析与分发程序；(6)HC-05蓝牙AT指令与JSON数据上报程序。</w:t>
       </w:r>
     </w:p>
     <w:p>
@@ -2921,7 +2741,7 @@
           <w:rFonts w:hint="default"/>
           <w:lang w:val="en-US" w:eastAsia="zh-CN"/>
         </w:rPr>
-        <w:t>3. 实现OLED实时显示、数据采集、语音交互、时钟同步等全部功能，系统运行稳定可靠。</w:t>
+        <w:t>系统连续稳定运行不少于 4 小时（已通过 4 小时连续拷机测试，无死机、无复位、无数据异常）。</w:t>
       </w:r>
     </w:p>
     <w:p>
@@ -2956,20 +2776,6 @@
           <w:lang w:val="en-US" w:eastAsia="zh-CN"/>
         </w:rPr>
       </w:pPr>
-      <w:r>
-        <w:rPr>
-          <w:rFonts w:hint="eastAsia"/>
-          <w:lang w:val="en-US" w:eastAsia="zh-CN"/>
-        </w:rPr>
-        <w:t>（二）</w:t>
-      </w:r>
-      <w:r>
-        <w:rPr>
-          <w:rFonts w:hint="default"/>
-          <w:lang w:val="en-US" w:eastAsia="zh-CN"/>
-        </w:rPr>
-        <w:t>可行性分析</w:t>
-      </w:r>
     </w:p>
     <w:p>
       <w:pPr>
@@ -2985,10 +2791,17 @@
       </w:pPr>
       <w:r>
         <w:rPr>
-          <w:rFonts w:hint="default"/>
-          <w:lang w:val="en-US" w:eastAsia="zh-CN"/>
-        </w:rPr>
-        <w:t>1. 技术可行：所用STM32、MAX30102、MPU6050、LD3320等模块均为成熟通用方案，驱动与算法资料完善，开发难度适中。</w:t>
+          <w:rFonts w:hint="eastAsia"/>
+          <w:lang w:val="en-US" w:eastAsia="zh-CN"/>
+        </w:rPr>
+        <w:t>（二）</w:t>
+      </w:r>
+      <w:r>
+        <w:rPr>
+          <w:rFonts w:hint="default"/>
+          <w:lang w:val="en-US" w:eastAsia="zh-CN"/>
+        </w:rPr>
+        <w:t>可行性分析</w:t>
       </w:r>
     </w:p>
     <w:p>
@@ -3008,7 +2821,7 @@
           <w:rFonts w:hint="default"/>
           <w:lang w:val="en-US" w:eastAsia="zh-CN"/>
         </w:rPr>
-        <w:t>2. 周期可行：八周时间可按“硬件搭建→驱动开发→算法实现→联调测试”稳步完成，任务分配合理。</w:t>
+        <w:t>PPG信号处理和计步算法属于嵌入式数字信号处理的经典问题，已有成熟的理论框架（IIR滤波、峰值检测、自适应阈值等）可供参考实现。ASR PRO模块为免二次训练方案，语音指令通过串口透传，集成难度低。代码层补强：PPG 心率在动态阈值峰值检测之上加入中值去极值与变化率限幅（HR_MAX_DELTA=10 bpm、SPO2_MAX_DELTA=2 %）+ PPG_BAD_HOLD_MAX=3 帧抗跳变；OLED framebuf 由 g_oled_mutex 互斥锁保护（100 ms 超时），Display 与 Voice 任务并发改写不花屏；IWDG 独立看门狗 4 s 超时强制复位，作为长时间运行下传感器总线死锁的兜底恢复机制。总体而言，本课题所涉及的技术栈均在本科生能力范围内，风险可控。</w:t>
       </w:r>
     </w:p>
     <w:p>
@@ -3028,7 +2841,7 @@
           <w:rFonts w:hint="default"/>
           <w:lang w:val="en-US" w:eastAsia="zh-CN"/>
         </w:rPr>
-        <w:t>3. 硬件可行：各模块接口统一、布线简单、供电稳定，无需复杂电路设计，适合课设实现。</w:t>
+        <w:t>2. 时间可行性：课题从开题到答辩共约10周，按照"硬件搭建（1周）-&gt;驱动开发（2周）-&gt;算法实现（3周）-&gt;系统联调（2周）-&gt;文档撰写（2周）"的阶段划分推进，各阶段任务边界清晰、目标明确，时间分配合理，预留缓冲周应对调试中的不确定性。</w:t>
       </w:r>
     </w:p>
     <w:p>
@@ -3048,7 +2861,27 @@
           <w:rFonts w:hint="default"/>
           <w:lang w:val="en-US" w:eastAsia="zh-CN"/>
         </w:rPr>
-        <w:t>4. 软件可行：采用模块化编程，逻辑清晰、易调试，多任务协同无明显冲突，可保证系统稳定运行。</w:t>
+        <w:t>3. 硬件可行性：全部模块均为成品PCB模块板，通过杜邦线与开发板排针连接，无需制板或焊接，硬件搭建门槛低、错误易修正。系统采用双I2C总线方案在物理层隔离传感器与显示屏的通信通道，从硬件层面降低了总线冲突风险。各模块独立供电（均取自开发板电源引脚），故障隔离性好。</w:t>
+      </w:r>
+    </w:p>
+    <w:p>
+      <w:pPr>
+        <w:numPr>
+          <w:ilvl w:val="0"/>
+          <w:numId w:val="0"/>
+        </w:numPr>
+        <w:ind w:leftChars="0"/>
+        <w:rPr>
+          <w:rFonts w:hint="default"/>
+          <w:lang w:val="en-US" w:eastAsia="zh-CN"/>
+        </w:rPr>
+      </w:pPr>
+      <w:r>
+        <w:rPr>
+          <w:rFonts w:hint="default"/>
+          <w:lang w:val="en-US" w:eastAsia="zh-CN"/>
+        </w:rPr>
+        <w:t>4. 软件可行性：采用FreeRTOS多任务框架将传感器采集、界面显示、语音识别、蓝牙通信四大功能解耦为独立任务，各任务通过全局变量、互斥锁和临界区进行安全的数据交换，程序设计遵循高内聚、低耦合原则。代码采用四层分层架构（硬件抽象层-&gt;驱动层-&gt;算法层-&gt;应用层），各层间接口明确、单向依赖，便于分步调试和后续维护扩展。</w:t>
       </w:r>
     </w:p>
     <w:sectPr>
@@ -3333,6 +3166,21 @@
 <file path=word/numbering.xml><?xml version="1.0" encoding="utf-8"?>
 <w:numbering xmlns:wpc="http://schemas.microsoft.com/office/word/2010/wordprocessingCanvas" xmlns:mc="http://schemas.openxmlformats.org/markup-compatibility/2006" xmlns:o="urn:schemas-microsoft-com:office:office" xmlns:r="http://schemas.openxmlformats.org/officeDocument/2006/relationships" xmlns:m="http://schemas.openxmlformats.org/officeDocument/2006/math" xmlns:v="urn:schemas-microsoft-com:vml" xmlns:wp14="http://schemas.microsoft.com/office/word/2010/wordprocessingDrawing" xmlns:wp="http://schemas.openxmlformats.org/drawingml/2006/wordprocessingDrawing" xmlns:w10="urn:schemas-microsoft-com:office:word" xmlns:w="http://schemas.openxmlformats.org/wordprocessingml/2006/main" xmlns:w14="http://schemas.microsoft.com/office/word/2010/wordml" xmlns:wpg="http://schemas.microsoft.com/office/word/2010/wordprocessingGroup" xmlns:wpi="http://schemas.microsoft.com/office/word/2010/wordprocessingInk" xmlns:wne="http://schemas.microsoft.com/office/word/2006/wordml" xmlns:wps="http://schemas.microsoft.com/office/word/2010/wordprocessingShape" xmlns:wpsCustomData="http://www.wps.cn/officeDocument/2013/wpsCustomData" mc:Ignorable="w14 wp14">
   <w:abstractNum w:abstractNumId="0">
+    <w:nsid w:val="8387DF84"/>
+    <w:multiLevelType w:val="singleLevel"/>
+    <w:tmpl w:val="8387DF84"/>
+    <w:lvl w:ilvl="0" w:tentative="0">
+      <w:start w:val="7"/>
+      <w:numFmt w:val="chineseCounting"/>
+      <w:suff w:val="nothing"/>
+      <w:lvlText w:val="%1、"/>
+      <w:lvlJc w:val="left"/>
+      <w:rPr>
+        <w:rFonts w:hint="eastAsia"/>
+      </w:rPr>
+    </w:lvl>
+  </w:abstractNum>
+  <w:abstractNum w:abstractNumId="1">
     <w:nsid w:val="A2E5070D"/>
     <w:multiLevelType w:val="singleLevel"/>
     <w:tmpl w:val="A2E5070D"/>
@@ -3347,29 +3195,11 @@
       </w:rPr>
     </w:lvl>
   </w:abstractNum>
-  <w:abstractNum w:abstractNumId="1">
-    <w:nsid w:val="C5743E81"/>
-    <w:multiLevelType w:val="singleLevel"/>
-    <w:tmpl w:val="C5743E81"/>
-    <w:lvl w:ilvl="0" w:tentative="0">
-      <w:start w:val="1"/>
-      <w:numFmt w:val="chineseCounting"/>
-      <w:suff w:val="nothing"/>
-      <w:lvlText w:val="%1、"/>
-      <w:lvlJc w:val="left"/>
-      <w:pPr>
-        <w:ind w:left="0" w:firstLine="420"/>
-      </w:pPr>
-      <w:rPr>
-        <w:rFonts w:hint="eastAsia"/>
-      </w:rPr>
-    </w:lvl>
-  </w:abstractNum>
   <w:num w:numId="1">
-    <w:abstractNumId w:val="1"/>
+    <w:abstractNumId w:val="0"/>
   </w:num>
   <w:num w:numId="2">
-    <w:abstractNumId w:val="0"/>
+    <w:abstractNumId w:val="1"/>
   </w:num>
 </w:numbering>
 </file>
